--- a/docs/confluence/Naechste_Schritte.docx
+++ b/docs/confluence/Naechste_Schritte.docx
@@ -26,7 +26,7 @@
         <w:t xml:space="preserve"> </w:t>
       </w:r>
       <w:r>
-        <w:t xml:space="preserve">15. Juli 2026</w:t>
+        <w:t xml:space="preserve">16. Juli 2026</w:t>
       </w:r>
       <w:r>
         <w:t xml:space="preserve"> </w:t>
@@ -129,13 +129,13 @@
         <w:t xml:space="preserve"> </w:t>
       </w:r>
       <w:r>
-        <w:t xml:space="preserve">sind. Architekturbegründungen stehen im Zielbild. Noch unbekannte Werte bleiben</w:t>
-      </w:r>
-      <w:r>
-        <w:t xml:space="preserve"> </w:t>
-      </w:r>
-      <w:r>
-        <w:t xml:space="preserve">gesperrt und werden nicht durch Annahmen ersetzt.</w:t>
+        <w:t xml:space="preserve">sind. Architekturbegründungen stehen im Zielbild. Noch unbekannte Werte werden</w:t>
+      </w:r>
+      <w:r>
+        <w:t xml:space="preserve"> </w:t>
+      </w:r>
+      <w:r>
+        <w:t xml:space="preserve">offen ausgewiesen und vor dem jeweiligen Integrationslauf geklärt.</w:t>
       </w:r>
     </w:p>
     <w:bookmarkStart w:id="12" w:name="X9bd4537786c0ef9817f719f065faef24d33e3da"/>
@@ -539,7 +539,7 @@
               <w:pStyle w:val="Compact"/>
             </w:pPr>
             <w:r>
-              <w:t xml:space="preserve">Alle drei Dateien unter</w:t>
+              <w:t xml:space="preserve">Beide Dateien unter</w:t>
             </w:r>
             <w:r>
               <w:t xml:space="preserve"> </w:t>
@@ -685,7 +685,7 @@
               <w:pStyle w:val="Compact"/>
             </w:pPr>
             <w:r>
-              <w:t xml:space="preserve">Nichtproduktiver Validate-Lauf</w:t>
+              <w:t xml:space="preserve">Nichtproduktiver Sync- oder Release-Lauf</w:t>
             </w:r>
           </w:p>
         </w:tc>
@@ -838,7 +838,7 @@
               <w:pStyle w:val="Compact"/>
             </w:pPr>
             <w:r>
-              <w:t xml:space="preserve">Direkte Pushes nach Entwicklung und Abnahme zulassen</w:t>
+              <w:t xml:space="preserve">Direkte Pushes auf den Stufenbranches zulassen</w:t>
             </w:r>
           </w:p>
         </w:tc>
@@ -872,51 +872,8 @@
               </w:rPr>
               <w:t xml:space="preserve">R*/Abnahme</w:t>
             </w:r>
-          </w:p>
-        </w:tc>
-        <w:tc>
-          <w:tcPr/>
-          <w:p>
-            <w:pPr>
-              <w:pStyle w:val="Compact"/>
-            </w:pPr>
-            <w:r>
-              <w:t xml:space="preserve">Force-Pushes und Löschen weiterhin verbieten</w:t>
-            </w:r>
-          </w:p>
-        </w:tc>
-      </w:tr>
-      <w:tr>
-        <w:tc>
-          <w:tcPr/>
-          <w:p>
-            <w:pPr>
-              <w:pStyle w:val="Compact"/>
-            </w:pPr>
-            <w:r>
-              <w:t xml:space="preserve">offen</w:t>
-            </w:r>
-          </w:p>
-        </w:tc>
-        <w:tc>
-          <w:tcPr/>
-          <w:p>
-            <w:pPr>
-              <w:pStyle w:val="Compact"/>
-            </w:pPr>
-            <w:r>
-              <w:t xml:space="preserve">Pull Request vor Bereitstellung verlangen</w:t>
-            </w:r>
-          </w:p>
-        </w:tc>
-        <w:tc>
-          <w:tcPr/>
-          <w:p>
-            <w:pPr>
-              <w:pStyle w:val="Compact"/>
-            </w:pPr>
-            <w:r>
-              <w:t xml:space="preserve">GitHub Ruleset für</w:t>
+            <w:r>
+              <w:t xml:space="preserve">,</w:t>
             </w:r>
             <w:r>
               <w:t xml:space="preserve"> </w:t>
@@ -936,77 +893,7 @@
               <w:pStyle w:val="Compact"/>
             </w:pPr>
             <w:r>
-              <w:t xml:space="preserve">Kein verpflichtendes fremdes Review; Ersteller darf nach erfolgreichen Checks selbst mergen</w:t>
-            </w:r>
-          </w:p>
-        </w:tc>
-      </w:tr>
-      <w:tr>
-        <w:tc>
-          <w:tcPr/>
-          <w:p>
-            <w:pPr>
-              <w:pStyle w:val="Compact"/>
-            </w:pPr>
-            <w:r>
-              <w:t xml:space="preserve">offen</w:t>
-            </w:r>
-          </w:p>
-        </w:tc>
-        <w:tc>
-          <w:tcPr/>
-          <w:p>
-            <w:pPr>
-              <w:pStyle w:val="Compact"/>
-            </w:pPr>
-            <w:r>
-              <w:t xml:space="preserve">Validierung als Pflichtcheck setzen</w:t>
-            </w:r>
-          </w:p>
-        </w:tc>
-        <w:tc>
-          <w:tcPr/>
-          <w:p>
-            <w:pPr>
-              <w:pStyle w:val="Compact"/>
-            </w:pPr>
-            <w:r>
-              <w:t xml:space="preserve">Ruleset für</w:t>
-            </w:r>
-            <w:r>
-              <w:t xml:space="preserve"> </w:t>
-            </w:r>
-            <w:r>
-              <w:rPr>
-                <w:rStyle w:val="VerbatimChar"/>
-              </w:rPr>
-              <w:t xml:space="preserve">R*/Bereitstellung</w:t>
-            </w:r>
-          </w:p>
-        </w:tc>
-        <w:tc>
-          <w:tcPr/>
-          <w:p>
-            <w:pPr>
-              <w:pStyle w:val="Compact"/>
-            </w:pPr>
-            <w:r>
-              <w:t xml:space="preserve">Check des Workflows</w:t>
-            </w:r>
-            <w:r>
-              <w:t xml:space="preserve"> </w:t>
-            </w:r>
-            <w:r>
-              <w:rPr>
-                <w:rStyle w:val="VerbatimChar"/>
-              </w:rPr>
-              <w:t xml:space="preserve">Validate change / Validate release promotion</w:t>
-            </w:r>
-            <w:r>
-              <w:t xml:space="preserve"> </w:t>
-            </w:r>
-            <w:r>
-              <w:t xml:space="preserve">verpflichtend</w:t>
+              <w:t xml:space="preserve">Force-Pushes und Löschen weiterhin verbieten; ein Push nach Bereitstellung löst keine Lieferung aus</w:t>
             </w:r>
           </w:p>
         </w:tc>
@@ -2166,100 +2053,6 @@
           </w:p>
         </w:tc>
       </w:tr>
-      <w:tr>
-        <w:tc>
-          <w:tcPr/>
-          <w:p>
-            <w:pPr>
-              <w:pStyle w:val="Compact"/>
-            </w:pPr>
-            <w:r>
-              <w:t xml:space="preserve">gesperrt</w:t>
-            </w:r>
-          </w:p>
-        </w:tc>
-        <w:tc>
-          <w:tcPr/>
-          <w:p>
-            <w:pPr>
-              <w:pStyle w:val="Compact"/>
-            </w:pPr>
-            <w:r>
-              <w:t xml:space="preserve">M/Text-Verträge aktivieren</w:t>
-            </w:r>
-          </w:p>
-        </w:tc>
-        <w:tc>
-          <w:tcPr/>
-          <w:p>
-            <w:pPr>
-              <w:pStyle w:val="Compact"/>
-            </w:pPr>
-            <w:r>
-              <w:rPr>
-                <w:rStyle w:val="VerbatimChar"/>
-              </w:rPr>
-              <w:t xml:space="preserve">mtext-actions/config/deployments.json</w:t>
-            </w:r>
-          </w:p>
-        </w:tc>
-        <w:tc>
-          <w:tcPr/>
-          <w:p>
-            <w:pPr>
-              <w:pStyle w:val="Compact"/>
-            </w:pPr>
-            <w:r>
-              <w:t xml:space="preserve">Erst danach</w:t>
-            </w:r>
-            <w:r>
-              <w:t xml:space="preserve"> </w:t>
-            </w:r>
-            <w:r>
-              <w:rPr>
-                <w:rStyle w:val="VerbatimChar"/>
-              </w:rPr>
-              <w:t xml:space="preserve">adapter.server_sync_contract_approved</w:t>
-            </w:r>
-            <w:r>
-              <w:t xml:space="preserve"> </w:t>
-            </w:r>
-            <w:r>
-              <w:t xml:space="preserve">und</w:t>
-            </w:r>
-            <w:r>
-              <w:t xml:space="preserve"> </w:t>
-            </w:r>
-            <w:r>
-              <w:rPr>
-                <w:rStyle w:val="VerbatimChar"/>
-              </w:rPr>
-              <w:t xml:space="preserve">adapter.contract_approved</w:t>
-            </w:r>
-            <w:r>
-              <w:t xml:space="preserve"> </w:t>
-            </w:r>
-            <w:r>
-              <w:t xml:space="preserve">auf</w:t>
-            </w:r>
-            <w:r>
-              <w:t xml:space="preserve"> </w:t>
-            </w:r>
-            <w:r>
-              <w:rPr>
-                <w:rStyle w:val="VerbatimChar"/>
-              </w:rPr>
-              <w:t xml:space="preserve">true</w:t>
-            </w:r>
-            <w:r>
-              <w:t xml:space="preserve"> </w:t>
-            </w:r>
-            <w:r>
-              <w:t xml:space="preserve">setzen</w:t>
-            </w:r>
-          </w:p>
-        </w:tc>
-      </w:tr>
     </w:tbl>
     <w:bookmarkEnd w:id="15"/>
     <w:bookmarkStart w:id="16" w:name="Xd75f1ce8aca86079cb74baf4d871d5abc28dfb2"/>
@@ -2545,85 +2338,6 @@
           </w:p>
         </w:tc>
       </w:tr>
-      <w:tr>
-        <w:tc>
-          <w:tcPr/>
-          <w:p>
-            <w:pPr>
-              <w:pStyle w:val="Compact"/>
-            </w:pPr>
-            <w:r>
-              <w:t xml:space="preserve">gesperrt</w:t>
-            </w:r>
-          </w:p>
-        </w:tc>
-        <w:tc>
-          <w:tcPr/>
-          <w:p>
-            <w:pPr>
-              <w:pStyle w:val="Compact"/>
-            </w:pPr>
-            <w:r>
-              <w:t xml:space="preserve">Mainframe-Vertrag aktivieren</w:t>
-            </w:r>
-          </w:p>
-        </w:tc>
-        <w:tc>
-          <w:tcPr/>
-          <w:p>
-            <w:pPr>
-              <w:pStyle w:val="Compact"/>
-            </w:pPr>
-            <w:r>
-              <w:rPr>
-                <w:rStyle w:val="VerbatimChar"/>
-              </w:rPr>
-              <w:t xml:space="preserve">mainframe.contract_approved</w:t>
-            </w:r>
-            <w:r>
-              <w:t xml:space="preserve"> </w:t>
-            </w:r>
-            <w:r>
-              <w:t xml:space="preserve">in</w:t>
-            </w:r>
-            <w:r>
-              <w:t xml:space="preserve"> </w:t>
-            </w:r>
-            <w:r>
-              <w:rPr>
-                <w:rStyle w:val="VerbatimChar"/>
-              </w:rPr>
-              <w:t xml:space="preserve">mtext-actions/config/deployments.json</w:t>
-            </w:r>
-          </w:p>
-        </w:tc>
-        <w:tc>
-          <w:tcPr/>
-          <w:p>
-            <w:pPr>
-              <w:pStyle w:val="Compact"/>
-            </w:pPr>
-            <w:r>
-              <w:t xml:space="preserve">Erst nach der nichtproduktiven Abnahme auf</w:t>
-            </w:r>
-            <w:r>
-              <w:t xml:space="preserve"> </w:t>
-            </w:r>
-            <w:r>
-              <w:rPr>
-                <w:rStyle w:val="VerbatimChar"/>
-              </w:rPr>
-              <w:t xml:space="preserve">true</w:t>
-            </w:r>
-            <w:r>
-              <w:t xml:space="preserve"> </w:t>
-            </w:r>
-            <w:r>
-              <w:t xml:space="preserve">setzen</w:t>
-            </w:r>
-          </w:p>
-        </w:tc>
-      </w:tr>
     </w:tbl>
     <w:p>
       <w:pPr>
@@ -2721,6 +2435,26 @@
       </w:r>
       <w:r>
         <w:t xml:space="preserve">werden. Unterschiedliche Mandanten dürfen parallel laufen.</w:t>
+      </w:r>
+    </w:p>
+    <w:p>
+      <w:pPr>
+        <w:pStyle w:val="BodyText"/>
+      </w:pPr>
+      <w:r>
+        <w:t xml:space="preserve">Mit der bestätigten Übergabe an IZE9 endet der in GitHub Actions abgebildete</w:t>
+      </w:r>
+      <w:r>
+        <w:t xml:space="preserve"> </w:t>
+      </w:r>
+      <w:r>
+        <w:t xml:space="preserve">Lieferprozess. Der weitere, deutlich umfangreichere Weg bis Produktion wird</w:t>
+      </w:r>
+      <w:r>
+        <w:t xml:space="preserve"> </w:t>
+      </w:r>
+      <w:r>
+        <w:t xml:space="preserve">außerhalb dieser Automation nach dem bestehenden Betriebsverfahren gesteuert.</w:t>
       </w:r>
     </w:p>
     <w:bookmarkEnd w:id="16"/>
@@ -3511,13 +3245,13 @@
         <w:pStyle w:val="FirstParagraph"/>
       </w:pPr>
       <w:r>
-        <w:t xml:space="preserve">Bei einer rollierenden Releaselinie sind folgende Änderungen gemeinsam über</w:t>
-      </w:r>
-      <w:r>
-        <w:t xml:space="preserve"> </w:t>
-      </w:r>
-      <w:r>
-        <w:t xml:space="preserve">Pull Requests auszuführen:</w:t>
+        <w:t xml:space="preserve">Bei einer rollierenden Releaselinie sind folgende Änderungen abgestimmt</w:t>
+      </w:r>
+      <w:r>
+        <w:t xml:space="preserve"> </w:t>
+      </w:r>
+      <w:r>
+        <w:t xml:space="preserve">auszuführen:</w:t>
       </w:r>
     </w:p>
     <w:p>
@@ -3556,7 +3290,7 @@
         </w:numPr>
       </w:pPr>
       <w:r>
-        <w:t xml:space="preserve">Branch-Allowlist und manuelle Auswahlwerte in den drei dünnen Workflows des</w:t>
+        <w:t xml:space="preserve">Branch-Allowlist und manuelle Auswahlwerte in den beiden dünnen Workflows des</w:t>
       </w:r>
       <w:r>
         <w:t xml:space="preserve"> </w:t>

--- a/docs/confluence/Naechste_Schritte.docx
+++ b/docs/confluence/Naechste_Schritte.docx
@@ -2,7 +2,7 @@
 <file path=word/document.xml><?xml version="1.0" encoding="utf-8"?>
 <w:document xmlns:w="http://schemas.openxmlformats.org/wordprocessingml/2006/main" xmlns:m="http://schemas.openxmlformats.org/officeDocument/2006/math" xmlns:r="http://schemas.openxmlformats.org/officeDocument/2006/relationships" xmlns:o="urn:schemas-microsoft-com:office:office" xmlns:v="urn:schemas-microsoft-com:vml" xmlns:w10="urn:schemas-microsoft-com:office:word" xmlns:a="http://schemas.openxmlformats.org/drawingml/2006/main" xmlns:pic="http://schemas.openxmlformats.org/drawingml/2006/picture" xmlns:wp="http://schemas.openxmlformats.org/drawingml/2006/wordprocessingDrawing">
   <w:body>
-    <w:bookmarkStart w:id="20" w:name="nächste-schritte"/>
+    <w:bookmarkStart w:id="21" w:name="nächste-schritte"/>
     <w:p>
       <w:pPr>
         <w:pStyle w:val="Heading1"/>
@@ -15,22 +15,6 @@
       <w:pPr>
         <w:pStyle w:val="FirstParagraph"/>
       </w:pPr>
-      <w:r>
-        <w:rPr>
-          <w:b/>
-          <w:bCs/>
-        </w:rPr>
-        <w:t xml:space="preserve">Stand:</w:t>
-      </w:r>
-      <w:r>
-        <w:t xml:space="preserve"> </w:t>
-      </w:r>
-      <w:r>
-        <w:t xml:space="preserve">16. Juli 2026</w:t>
-      </w:r>
-      <w:r>
-        <w:t xml:space="preserve"> </w:t>
-      </w:r>
       <w:r>
         <w:rPr>
           <w:b/>
@@ -42,11 +26,13 @@
         <w:t xml:space="preserve"> </w:t>
       </w:r>
       <w:r>
-        <w:t xml:space="preserve">Operative Restarbeiten bis zur nichtproduktiven Abnahme und zum späteren Cutover</w:t>
-      </w:r>
-      <w:r>
-        <w:t xml:space="preserve"> </w:t>
-      </w:r>
+        <w:t xml:space="preserve">Operative Restarbeiten für den Test-Parallelbetrieb und den späteren produktiven Cutover</w:t>
+      </w:r>
+    </w:p>
+    <w:p>
+      <w:pPr>
+        <w:pStyle w:val="BodyText"/>
+      </w:pPr>
       <w:r>
         <w:rPr>
           <w:b/>
@@ -108,7 +94,7 @@
           <w:rPr>
             <w:rStyle w:val="Hyperlink"/>
           </w:rPr>
-          <w:t xml:space="preserve">Soll-Grafik</w:t>
+          <w:t xml:space="preserve">Soll-Architektur Ablaufdiagramm</w:t>
         </w:r>
       </w:hyperlink>
     </w:p>
@@ -539,7 +525,7 @@
               <w:pStyle w:val="Compact"/>
             </w:pPr>
             <w:r>
-              <w:t xml:space="preserve">Beide Dateien unter</w:t>
+              <w:t xml:space="preserve">Alle Dateien unter</w:t>
             </w:r>
             <w:r>
               <w:t xml:space="preserve"> </w:t>
@@ -685,18 +671,18 @@
               <w:pStyle w:val="Compact"/>
             </w:pPr>
             <w:r>
-              <w:t xml:space="preserve">Nichtproduktiver Sync- oder Release-Lauf</w:t>
-            </w:r>
-          </w:p>
-        </w:tc>
-        <w:tc>
-          <w:tcPr/>
-          <w:p>
-            <w:pPr>
-              <w:pStyle w:val="Compact"/>
-            </w:pPr>
-            <w:r>
-              <w:t xml:space="preserve">Prüfen, ob die Enterprise-Freigabe den Checkout über beide Namespaces ermöglicht; andernfalls kurzlebigen GitHub-App-/Installation-Token festlegen</w:t>
+              <w:t xml:space="preserve">Nichtproduktiver Config-, Sync- oder Release-Lauf</w:t>
+            </w:r>
+          </w:p>
+        </w:tc>
+        <w:tc>
+          <w:tcPr/>
+          <w:p>
+            <w:pPr>
+              <w:pStyle w:val="Compact"/>
+            </w:pPr>
+            <w:r>
+              <w:t xml:space="preserve">Prüfen, ob die Enterprise-Freigabe den Checkout über beide Namespaces ermöglicht; falls ein Installation-Token erforderlich ist, den Workflowvertrag vor Aktivierung um dessen sichere Übergabe erweitern</w:t>
             </w:r>
           </w:p>
         </w:tc>
@@ -838,42 +824,29 @@
               <w:pStyle w:val="Compact"/>
             </w:pPr>
             <w:r>
-              <w:t xml:space="preserve">Direkte Pushes auf den Stufenbranches zulassen</w:t>
-            </w:r>
-          </w:p>
-        </w:tc>
-        <w:tc>
-          <w:tcPr/>
-          <w:p>
-            <w:pPr>
-              <w:pStyle w:val="Compact"/>
-            </w:pPr>
-            <w:r>
-              <w:t xml:space="preserve">GitHub Rulesets für</w:t>
-            </w:r>
-            <w:r>
-              <w:t xml:space="preserve"> </w:t>
-            </w:r>
-            <w:r>
-              <w:rPr>
-                <w:rStyle w:val="VerbatimChar"/>
-              </w:rPr>
-              <w:t xml:space="preserve">R*/Entwicklung</w:t>
-            </w:r>
-            <w:r>
-              <w:t xml:space="preserve">,</w:t>
-            </w:r>
-            <w:r>
-              <w:t xml:space="preserve"> </w:t>
-            </w:r>
-            <w:r>
-              <w:rPr>
-                <w:rStyle w:val="VerbatimChar"/>
-              </w:rPr>
-              <w:t xml:space="preserve">R*/Abnahme</w:t>
-            </w:r>
-            <w:r>
-              <w:t xml:space="preserve">,</w:t>
+              <w:t xml:space="preserve">Mandantenspezifische Verantwortliche benennen</w:t>
+            </w:r>
+          </w:p>
+        </w:tc>
+        <w:tc>
+          <w:tcPr/>
+          <w:p>
+            <w:pPr>
+              <w:pStyle w:val="Compact"/>
+            </w:pPr>
+            <w:r>
+              <w:t xml:space="preserve">Je Mandanten-Repository</w:t>
+            </w:r>
+          </w:p>
+        </w:tc>
+        <w:tc>
+          <w:tcPr/>
+          <w:p>
+            <w:pPr>
+              <w:pStyle w:val="Compact"/>
+            </w:pPr>
+            <w:r>
+              <w:t xml:space="preserve">Team für Ressourcenarbeit sowie kleines Release-Team für</w:t>
             </w:r>
             <w:r>
               <w:t xml:space="preserve"> </w:t>
@@ -884,16 +857,11 @@
               </w:rPr>
               <w:t xml:space="preserve">R*/Bereitstellung</w:t>
             </w:r>
-          </w:p>
-        </w:tc>
-        <w:tc>
-          <w:tcPr/>
-          <w:p>
-            <w:pPr>
-              <w:pStyle w:val="Compact"/>
-            </w:pPr>
-            <w:r>
-              <w:t xml:space="preserve">Force-Pushes und Löschen weiterhin verbieten; ein Push nach Bereitstellung löst keine Lieferung aus</w:t>
+            <w:r>
+              <w:t xml:space="preserve"> </w:t>
+            </w:r>
+            <w:r>
+              <w:t xml:space="preserve">und neue Release-Tags festlegen</w:t>
             </w:r>
           </w:p>
         </w:tc>
@@ -917,38 +885,27 @@
               <w:pStyle w:val="Compact"/>
             </w:pPr>
             <w:r>
-              <w:t xml:space="preserve">GitHub Environment anlegen</w:t>
-            </w:r>
-          </w:p>
-        </w:tc>
-        <w:tc>
-          <w:tcPr/>
-          <w:p>
-            <w:pPr>
-              <w:pStyle w:val="Compact"/>
-            </w:pPr>
-            <w:r>
-              <w:t xml:space="preserve">Repository Settings → Environments</w:t>
-            </w:r>
-          </w:p>
-        </w:tc>
-        <w:tc>
-          <w:tcPr/>
-          <w:p>
-            <w:pPr>
-              <w:pStyle w:val="Compact"/>
-            </w:pPr>
-            <w:r>
-              <w:t xml:space="preserve">Gemeinsame Environments</w:t>
-            </w:r>
-            <w:r>
-              <w:t xml:space="preserve"> </w:t>
-            </w:r>
-            <w:r>
-              <w:rPr>
-                <w:rStyle w:val="VerbatimChar"/>
-              </w:rPr>
-              <w:t xml:space="preserve">Entwicklung</w:t>
+              <w:t xml:space="preserve">Direkte Pushes auf Entwicklung und Abnahme zulassen</w:t>
+            </w:r>
+          </w:p>
+        </w:tc>
+        <w:tc>
+          <w:tcPr/>
+          <w:p>
+            <w:pPr>
+              <w:pStyle w:val="Compact"/>
+            </w:pPr>
+            <w:r>
+              <w:t xml:space="preserve">Branchschutz für</w:t>
+            </w:r>
+            <w:r>
+              <w:t xml:space="preserve"> </w:t>
+            </w:r>
+            <w:r>
+              <w:rPr>
+                <w:rStyle w:val="VerbatimChar"/>
+              </w:rPr>
+              <w:t xml:space="preserve">R*/Entwicklung</w:t>
             </w:r>
             <w:r>
               <w:t xml:space="preserve">,</w:t>
@@ -960,19 +917,18 @@
               <w:rPr>
                 <w:rStyle w:val="VerbatimChar"/>
               </w:rPr>
-              <w:t xml:space="preserve">Abnahme</w:t>
-            </w:r>
-            <w:r>
-              <w:t xml:space="preserve">,</w:t>
-            </w:r>
-            <w:r>
-              <w:t xml:space="preserve"> </w:t>
-            </w:r>
-            <w:r>
-              <w:rPr>
-                <w:rStyle w:val="VerbatimChar"/>
-              </w:rPr>
-              <w:t xml:space="preserve">Bereitstellung</w:t>
+              <w:t xml:space="preserve">R*/Abnahme</w:t>
+            </w:r>
+          </w:p>
+        </w:tc>
+        <w:tc>
+          <w:tcPr/>
+          <w:p>
+            <w:pPr>
+              <w:pStyle w:val="Compact"/>
+            </w:pPr>
+            <w:r>
+              <w:t xml:space="preserve">Berechtigten Mitarbeiterkreis je Mandant festlegen; Force-Pushes und Löschen verbieten</w:t>
             </w:r>
           </w:p>
         </w:tc>
@@ -996,38 +952,38 @@
               <w:pStyle w:val="Compact"/>
             </w:pPr>
             <w:r>
-              <w:t xml:space="preserve">Environment-Regeln setzen</w:t>
-            </w:r>
-          </w:p>
-        </w:tc>
-        <w:tc>
-          <w:tcPr/>
-          <w:p>
-            <w:pPr>
-              <w:pStyle w:val="Compact"/>
-            </w:pPr>
-            <w:r>
-              <w:t xml:space="preserve">Environments</w:t>
-            </w:r>
-          </w:p>
-        </w:tc>
-        <w:tc>
-          <w:tcPr/>
-          <w:p>
-            <w:pPr>
-              <w:pStyle w:val="Compact"/>
-            </w:pPr>
-            <w:r>
-              <w:t xml:space="preserve">Keine zusätzliche Freigabe für Entwicklung und Abnahme; manuelle Freigabe vor Mainframe-Übergabe in</w:t>
-            </w:r>
-            <w:r>
-              <w:t xml:space="preserve"> </w:t>
-            </w:r>
-            <w:r>
-              <w:rPr>
-                <w:rStyle w:val="VerbatimChar"/>
-              </w:rPr>
-              <w:t xml:space="preserve">Bereitstellung</w:t>
+              <w:t xml:space="preserve">Pushes nach Bereitstellung begrenzen</w:t>
+            </w:r>
+          </w:p>
+        </w:tc>
+        <w:tc>
+          <w:tcPr/>
+          <w:p>
+            <w:pPr>
+              <w:pStyle w:val="Compact"/>
+            </w:pPr>
+            <w:r>
+              <w:t xml:space="preserve">Branchschutz für</w:t>
+            </w:r>
+            <w:r>
+              <w:t xml:space="preserve"> </w:t>
+            </w:r>
+            <w:r>
+              <w:rPr>
+                <w:rStyle w:val="VerbatimChar"/>
+              </w:rPr>
+              <w:t xml:space="preserve">R*/Bereitstellung</w:t>
+            </w:r>
+          </w:p>
+        </w:tc>
+        <w:tc>
+          <w:tcPr/>
+          <w:p>
+            <w:pPr>
+              <w:pStyle w:val="Compact"/>
+            </w:pPr>
+            <w:r>
+              <w:t xml:space="preserve">Nur das benannte Release-Team darf direkt pushen; Force-Pushes und Löschen bleiben verboten</w:t>
             </w:r>
           </w:p>
         </w:tc>
@@ -1051,29 +1007,62 @@
               <w:pStyle w:val="Compact"/>
             </w:pPr>
             <w:r>
-              <w:t xml:space="preserve">Zulässige Deploymentbranches eintragen</w:t>
-            </w:r>
-          </w:p>
-        </w:tc>
-        <w:tc>
-          <w:tcPr/>
-          <w:p>
-            <w:pPr>
-              <w:pStyle w:val="Compact"/>
-            </w:pPr>
-            <w:r>
-              <w:t xml:space="preserve">Environments</w:t>
-            </w:r>
-          </w:p>
-        </w:tc>
-        <w:tc>
-          <w:tcPr/>
-          <w:p>
-            <w:pPr>
-              <w:pStyle w:val="Compact"/>
-            </w:pPr>
-            <w:r>
-              <w:t xml:space="preserve">Je Environment nur die passenden Branches der drei aktiven Linien erlauben</w:t>
+              <w:t xml:space="preserve">GitHub Environment anlegen</w:t>
+            </w:r>
+          </w:p>
+        </w:tc>
+        <w:tc>
+          <w:tcPr/>
+          <w:p>
+            <w:pPr>
+              <w:pStyle w:val="Compact"/>
+            </w:pPr>
+            <w:r>
+              <w:t xml:space="preserve">Repository Settings → Environments</w:t>
+            </w:r>
+          </w:p>
+        </w:tc>
+        <w:tc>
+          <w:tcPr/>
+          <w:p>
+            <w:pPr>
+              <w:pStyle w:val="Compact"/>
+            </w:pPr>
+            <w:r>
+              <w:t xml:space="preserve">Gemeinsame Environments</w:t>
+            </w:r>
+            <w:r>
+              <w:t xml:space="preserve"> </w:t>
+            </w:r>
+            <w:r>
+              <w:rPr>
+                <w:rStyle w:val="VerbatimChar"/>
+              </w:rPr>
+              <w:t xml:space="preserve">Entwicklung</w:t>
+            </w:r>
+            <w:r>
+              <w:t xml:space="preserve">,</w:t>
+            </w:r>
+            <w:r>
+              <w:t xml:space="preserve"> </w:t>
+            </w:r>
+            <w:r>
+              <w:rPr>
+                <w:rStyle w:val="VerbatimChar"/>
+              </w:rPr>
+              <w:t xml:space="preserve">Abnahme</w:t>
+            </w:r>
+            <w:r>
+              <w:t xml:space="preserve">,</w:t>
+            </w:r>
+            <w:r>
+              <w:t xml:space="preserve"> </w:t>
+            </w:r>
+            <w:r>
+              <w:rPr>
+                <w:rStyle w:val="VerbatimChar"/>
+              </w:rPr>
+              <w:t xml:space="preserve">Bereitstellung</w:t>
             </w:r>
           </w:p>
         </w:tc>
@@ -1086,55 +1075,238 @@
               <w:pStyle w:val="Compact"/>
             </w:pPr>
             <w:r>
-              <w:t xml:space="preserve">entschieden</w:t>
-            </w:r>
-          </w:p>
-        </w:tc>
-        <w:tc>
-          <w:tcPr/>
-          <w:p>
-            <w:pPr>
-              <w:pStyle w:val="Compact"/>
-            </w:pPr>
-            <w:r>
-              <w:t xml:space="preserve">Tagschutz</w:t>
-            </w:r>
-          </w:p>
-        </w:tc>
-        <w:tc>
-          <w:tcPr/>
-          <w:p>
-            <w:pPr>
-              <w:pStyle w:val="Compact"/>
-            </w:pPr>
-            <w:r>
-              <w:t xml:space="preserve">Repository Rulesets</w:t>
-            </w:r>
-          </w:p>
-        </w:tc>
-        <w:tc>
-          <w:tcPr/>
-          <w:p>
-            <w:pPr>
-              <w:pStyle w:val="Compact"/>
-            </w:pPr>
-            <w:r>
-              <w:t xml:space="preserve">Zunächst keine zusätzliche Einschränkung; ein Benutzer setzt</w:t>
-            </w:r>
-            <w:r>
-              <w:t xml:space="preserve"> </w:t>
-            </w:r>
-            <w:r>
-              <w:rPr>
-                <w:rStyle w:val="VerbatimChar"/>
-              </w:rPr>
-              <w:t xml:space="preserve">Rnnn.nnn</w:t>
-            </w:r>
-            <w:r>
-              <w:t xml:space="preserve"> </w:t>
-            </w:r>
-            <w:r>
-              <w:t xml:space="preserve">manuell</w:t>
+              <w:t xml:space="preserve">offen</w:t>
+            </w:r>
+          </w:p>
+        </w:tc>
+        <w:tc>
+          <w:tcPr/>
+          <w:p>
+            <w:pPr>
+              <w:pStyle w:val="Compact"/>
+            </w:pPr>
+            <w:r>
+              <w:t xml:space="preserve">Environment-Regeln setzen</w:t>
+            </w:r>
+          </w:p>
+        </w:tc>
+        <w:tc>
+          <w:tcPr/>
+          <w:p>
+            <w:pPr>
+              <w:pStyle w:val="Compact"/>
+            </w:pPr>
+            <w:r>
+              <w:t xml:space="preserve">Environments</w:t>
+            </w:r>
+          </w:p>
+        </w:tc>
+        <w:tc>
+          <w:tcPr/>
+          <w:p>
+            <w:pPr>
+              <w:pStyle w:val="Compact"/>
+            </w:pPr>
+            <w:r>
+              <w:t xml:space="preserve">Keine zusätzliche Freigabe für Entwicklung und Abnahme; manuelle Freigabe vor Mainframe-Übergabe in</w:t>
+            </w:r>
+            <w:r>
+              <w:t xml:space="preserve"> </w:t>
+            </w:r>
+            <w:r>
+              <w:rPr>
+                <w:rStyle w:val="VerbatimChar"/>
+              </w:rPr>
+              <w:t xml:space="preserve">Bereitstellung</w:t>
+            </w:r>
+          </w:p>
+        </w:tc>
+      </w:tr>
+      <w:tr>
+        <w:tc>
+          <w:tcPr/>
+          <w:p>
+            <w:pPr>
+              <w:pStyle w:val="Compact"/>
+            </w:pPr>
+            <w:r>
+              <w:t xml:space="preserve">offen</w:t>
+            </w:r>
+          </w:p>
+        </w:tc>
+        <w:tc>
+          <w:tcPr/>
+          <w:p>
+            <w:pPr>
+              <w:pStyle w:val="Compact"/>
+            </w:pPr>
+            <w:r>
+              <w:t xml:space="preserve">Zulässige Deploymentbranches eintragen</w:t>
+            </w:r>
+          </w:p>
+        </w:tc>
+        <w:tc>
+          <w:tcPr/>
+          <w:p>
+            <w:pPr>
+              <w:pStyle w:val="Compact"/>
+            </w:pPr>
+            <w:r>
+              <w:t xml:space="preserve">Environments</w:t>
+            </w:r>
+          </w:p>
+        </w:tc>
+        <w:tc>
+          <w:tcPr/>
+          <w:p>
+            <w:pPr>
+              <w:pStyle w:val="Compact"/>
+            </w:pPr>
+            <w:r>
+              <w:t xml:space="preserve">Generische Muster</w:t>
+            </w:r>
+            <w:r>
+              <w:t xml:space="preserve"> </w:t>
+            </w:r>
+            <w:r>
+              <w:rPr>
+                <w:rStyle w:val="VerbatimChar"/>
+              </w:rPr>
+              <w:t xml:space="preserve">R*/Entwicklung</w:t>
+            </w:r>
+            <w:r>
+              <w:t xml:space="preserve">,</w:t>
+            </w:r>
+            <w:r>
+              <w:t xml:space="preserve"> </w:t>
+            </w:r>
+            <w:r>
+              <w:rPr>
+                <w:rStyle w:val="VerbatimChar"/>
+              </w:rPr>
+              <w:t xml:space="preserve">R*/Abnahme</w:t>
+            </w:r>
+            <w:r>
+              <w:t xml:space="preserve"> </w:t>
+            </w:r>
+            <w:r>
+              <w:t xml:space="preserve">und für die Freigabe</w:t>
+            </w:r>
+            <w:r>
+              <w:t xml:space="preserve"> </w:t>
+            </w:r>
+            <w:r>
+              <w:rPr>
+                <w:rStyle w:val="VerbatimChar"/>
+              </w:rPr>
+              <w:t xml:space="preserve">R*/Bereitstellung</w:t>
+            </w:r>
+            <w:r>
+              <w:t xml:space="preserve"> </w:t>
+            </w:r>
+            <w:r>
+              <w:t xml:space="preserve">verwenden; die aktive Linie wird zentral validiert</w:t>
+            </w:r>
+          </w:p>
+        </w:tc>
+      </w:tr>
+      <w:tr>
+        <w:tc>
+          <w:tcPr/>
+          <w:p>
+            <w:pPr>
+              <w:pStyle w:val="Compact"/>
+            </w:pPr>
+            <w:r>
+              <w:t xml:space="preserve">offen</w:t>
+            </w:r>
+          </w:p>
+        </w:tc>
+        <w:tc>
+          <w:tcPr/>
+          <w:p>
+            <w:pPr>
+              <w:pStyle w:val="Compact"/>
+            </w:pPr>
+            <w:r>
+              <w:t xml:space="preserve">Erstellung von Release-Tags begrenzen</w:t>
+            </w:r>
+          </w:p>
+        </w:tc>
+        <w:tc>
+          <w:tcPr/>
+          <w:p>
+            <w:pPr>
+              <w:pStyle w:val="Compact"/>
+            </w:pPr>
+            <w:r>
+              <w:t xml:space="preserve">Tag-Ruleset für</w:t>
+            </w:r>
+            <w:r>
+              <w:t xml:space="preserve"> </w:t>
+            </w:r>
+            <w:r>
+              <w:rPr>
+                <w:rStyle w:val="VerbatimChar"/>
+              </w:rPr>
+              <w:t xml:space="preserve">R[0-9][0-9][0-9].[0-9][0-9][0-9]</w:t>
+            </w:r>
+          </w:p>
+        </w:tc>
+        <w:tc>
+          <w:tcPr/>
+          <w:p>
+            <w:pPr>
+              <w:pStyle w:val="Compact"/>
+            </w:pPr>
+            <w:r>
+              <w:t xml:space="preserve">Nur das je Mandant benannte Release-Team darf neue passende Tags anlegen</w:t>
+            </w:r>
+          </w:p>
+        </w:tc>
+      </w:tr>
+      <w:tr>
+        <w:tc>
+          <w:tcPr/>
+          <w:p>
+            <w:pPr>
+              <w:pStyle w:val="Compact"/>
+            </w:pPr>
+            <w:r>
+              <w:t xml:space="preserve">offen</w:t>
+            </w:r>
+          </w:p>
+        </w:tc>
+        <w:tc>
+          <w:tcPr/>
+          <w:p>
+            <w:pPr>
+              <w:pStyle w:val="Compact"/>
+            </w:pPr>
+            <w:r>
+              <w:t xml:space="preserve">Release-Tags unveränderlich schützen</w:t>
+            </w:r>
+          </w:p>
+        </w:tc>
+        <w:tc>
+          <w:tcPr/>
+          <w:p>
+            <w:pPr>
+              <w:pStyle w:val="Compact"/>
+            </w:pPr>
+            <w:r>
+              <w:t xml:space="preserve">Separates Tag-Ruleset für dasselbe Muster</w:t>
+            </w:r>
+          </w:p>
+        </w:tc>
+        <w:tc>
+          <w:tcPr/>
+          <w:p>
+            <w:pPr>
+              <w:pStyle w:val="Compact"/>
+            </w:pPr>
+            <w:r>
+              <w:t xml:space="preserve">Updates, Force-Pushes und Löschungen ohne regulären Bypass verbieten; einen gegebenenfalls notwendigen administrativen Notfallweg separat festlegen</w:t>
             </w:r>
           </w:p>
         </w:tc>
@@ -1490,7 +1662,7 @@
               <w:pStyle w:val="Compact"/>
             </w:pPr>
             <w:r>
-              <w:t xml:space="preserve">Vorgesehener self-hosted Runner</w:t>
+              <w:t xml:space="preserve">Vorgesehener Self-hosted Runner</w:t>
             </w:r>
           </w:p>
         </w:tc>
@@ -1808,6 +1980,18 @@
               <w:rPr>
                 <w:rStyle w:val="VerbatimChar"/>
               </w:rPr>
+              <w:t xml:space="preserve">R260→en03</w:t>
+            </w:r>
+            <w:r>
+              <w:t xml:space="preserve">,</w:t>
+            </w:r>
+            <w:r>
+              <w:t xml:space="preserve"> </w:t>
+            </w:r>
+            <w:r>
+              <w:rPr>
+                <w:rStyle w:val="VerbatimChar"/>
+              </w:rPr>
               <w:t xml:space="preserve">R261→en01</w:t>
             </w:r>
             <w:r>
@@ -1821,18 +2005,6 @@
                 <w:rStyle w:val="VerbatimChar"/>
               </w:rPr>
               <w:t xml:space="preserve">R270→en02</w:t>
-            </w:r>
-            <w:r>
-              <w:t xml:space="preserve">,</w:t>
-            </w:r>
-            <w:r>
-              <w:t xml:space="preserve"> </w:t>
-            </w:r>
-            <w:r>
-              <w:rPr>
-                <w:rStyle w:val="VerbatimChar"/>
-              </w:rPr>
-              <w:t xml:space="preserve">R260→en03</w:t>
             </w:r>
             <w:r>
               <w:t xml:space="preserve">; Hosts jeweils</w:t>
@@ -2003,6 +2175,70 @@
             </w:pPr>
             <w:r>
               <w:t xml:space="preserve">Vorläufiges Template durch den tatsächlich gemounteten Pfad bestätigen oder ersetzen</w:t>
+            </w:r>
+          </w:p>
+        </w:tc>
+      </w:tr>
+      <w:tr>
+        <w:tc>
+          <w:tcPr/>
+          <w:p>
+            <w:pPr>
+              <w:pStyle w:val="Compact"/>
+            </w:pPr>
+            <w:r>
+              <w:t xml:space="preserve">offen</w:t>
+            </w:r>
+          </w:p>
+        </w:tc>
+        <w:tc>
+          <w:tcPr/>
+          <w:p>
+            <w:pPr>
+              <w:pStyle w:val="Compact"/>
+            </w:pPr>
+            <w:r>
+              <w:t xml:space="preserve">Nebenwirkungsfreien Config-Check prüfen</w:t>
+            </w:r>
+          </w:p>
+        </w:tc>
+        <w:tc>
+          <w:tcPr/>
+          <w:p>
+            <w:pPr>
+              <w:pStyle w:val="Compact"/>
+            </w:pPr>
+            <w:r>
+              <w:t xml:space="preserve">Push mit Änderung an</w:t>
+            </w:r>
+            <w:r>
+              <w:t xml:space="preserve"> </w:t>
+            </w:r>
+            <w:r>
+              <w:rPr>
+                <w:rStyle w:val="VerbatimChar"/>
+              </w:rPr>
+              <w:t xml:space="preserve">config/mandant.json</w:t>
+            </w:r>
+          </w:p>
+        </w:tc>
+        <w:tc>
+          <w:tcPr/>
+          <w:p>
+            <w:pPr>
+              <w:pStyle w:val="Compact"/>
+            </w:pPr>
+            <w:r>
+              <w:rPr>
+                <w:rStyle w:val="VerbatimChar"/>
+              </w:rPr>
+              <w:t xml:space="preserve">CONFIG_VALIDATED</w:t>
+            </w:r>
+            <w:r>
+              <w:t xml:space="preserve"> </w:t>
+            </w:r>
+            <w:r>
+              <w:t xml:space="preserve">ohne Environment, Secrets, serverSync-, Adapter- oder Mainframe-Zugriff bestätigen</w:t>
             </w:r>
           </w:p>
         </w:tc>
@@ -2365,76 +2601,31 @@
         <w:t xml:space="preserve"> </w:t>
       </w:r>
       <w:r>
-        <w:t xml:space="preserve">Freigabe. Actions-Artefakte bleiben 30 Tage erhalten. Build und Publish sind</w:t>
-      </w:r>
-      <w:r>
-        <w:t xml:space="preserve"> </w:t>
-      </w:r>
-      <w:r>
-        <w:t xml:space="preserve">getrennte Jobs desselben Release-Workflows; vor der Übergabe werden Manifest</w:t>
-      </w:r>
-      <w:r>
-        <w:t xml:space="preserve"> </w:t>
-      </w:r>
-      <w:r>
-        <w:t xml:space="preserve">und Prüfsummen erneut geprüft. Übergaben werden je Mandanten-Repository</w:t>
-      </w:r>
-      <w:r>
-        <w:t xml:space="preserve"> </w:t>
-      </w:r>
-      <w:r>
-        <w:t xml:space="preserve">standardmäßig serialisiert; in</w:t>
-      </w:r>
-      <w:r>
-        <w:t xml:space="preserve"> </w:t>
-      </w:r>
-      <w:r>
-        <w:rPr>
-          <w:rStyle w:val="VerbatimChar"/>
-        </w:rPr>
-        <w:t xml:space="preserve">mtext-fi/.github/workflows/release.yml</w:t>
-      </w:r>
-      <w:r>
-        <w:t xml:space="preserve"> </w:t>
-      </w:r>
-      <w:r>
-        <w:t xml:space="preserve">kann</w:t>
-      </w:r>
-      <w:r>
-        <w:t xml:space="preserve"> </w:t>
-      </w:r>
-      <w:r>
-        <w:rPr>
-          <w:rStyle w:val="VerbatimChar"/>
-        </w:rPr>
-        <w:t xml:space="preserve">serialize_publication</w:t>
-      </w:r>
-      <w:r>
-        <w:t xml:space="preserve"> </w:t>
-      </w:r>
-      <w:r>
-        <w:t xml:space="preserve">bei nachgewiesener Verträglichkeit auf</w:t>
-      </w:r>
-      <w:r>
-        <w:t xml:space="preserve"> </w:t>
-      </w:r>
-      <w:r>
-        <w:rPr>
-          <w:rStyle w:val="VerbatimChar"/>
-        </w:rPr>
-        <w:t xml:space="preserve">false</w:t>
-      </w:r>
-      <w:r>
-        <w:t xml:space="preserve"> </w:t>
-      </w:r>
-      <w:r>
-        <w:t xml:space="preserve">gesetzt</w:t>
-      </w:r>
-      <w:r>
-        <w:t xml:space="preserve"> </w:t>
-      </w:r>
-      <w:r>
-        <w:t xml:space="preserve">werden. Unterschiedliche Mandanten dürfen parallel laufen.</w:t>
+        <w:t xml:space="preserve">Freigabe. GitHub-Actions-Artefakte bleiben 30 Tage erhalten. Build und Publish</w:t>
+      </w:r>
+      <w:r>
+        <w:t xml:space="preserve"> </w:t>
+      </w:r>
+      <w:r>
+        <w:t xml:space="preserve">sind getrennte Jobs desselben Release-Workflows; vor der Übergabe werden</w:t>
+      </w:r>
+      <w:r>
+        <w:t xml:space="preserve"> </w:t>
+      </w:r>
+      <w:r>
+        <w:t xml:space="preserve">Manifest und Prüfsummen erneut geprüft. Übergaben werden je</w:t>
+      </w:r>
+      <w:r>
+        <w:t xml:space="preserve"> </w:t>
+      </w:r>
+      <w:r>
+        <w:t xml:space="preserve">Mandanten-Repository serialisiert; unterschiedliche Mandanten dürfen parallel</w:t>
+      </w:r>
+      <w:r>
+        <w:t xml:space="preserve"> </w:t>
+      </w:r>
+      <w:r>
+        <w:t xml:space="preserve">laufen.</w:t>
       </w:r>
     </w:p>
     <w:p>
@@ -2458,13 +2649,57 @@
       </w:r>
     </w:p>
     <w:bookmarkEnd w:id="16"/>
-    <w:bookmarkStart w:id="17" w:name="X3fee065df78d7ac21a03fceab17ad5d45e14717"/>
+    <w:bookmarkStart w:id="17" w:name="X25e67690fbc886e1f8425ab48322334d9d3e64a"/>
     <w:p>
       <w:pPr>
         <w:pStyle w:val="Heading2"/>
       </w:pPr>
       <w:r>
-        <w:t xml:space="preserve">6. SVN-zu-Git-Migration vorbereiten</w:t>
+        <w:t xml:space="preserve">6. SVN-Abzug für Parallelbetrieb und Cutover vorbereiten</w:t>
+      </w:r>
+    </w:p>
+    <w:p>
+      <w:pPr>
+        <w:pStyle w:val="FirstParagraph"/>
+      </w:pPr>
+      <w:r>
+        <w:t xml:space="preserve">Voraussichtlich im November/Dezember 2026 wird zunächst ein Abzug der</w:t>
+      </w:r>
+      <w:r>
+        <w:t xml:space="preserve"> </w:t>
+      </w:r>
+      <w:r>
+        <w:t xml:space="preserve">SVN-Repositories nach Git kopiert. Auf diesem Stand wird die GitHub-Umgebung</w:t>
+      </w:r>
+      <w:r>
+        <w:t xml:space="preserve"> </w:t>
+      </w:r>
+      <w:r>
+        <w:t xml:space="preserve">für Tests bereitgestellt, während Jenkins und SVN weiterhin den produktiven</w:t>
+      </w:r>
+      <w:r>
+        <w:t xml:space="preserve"> </w:t>
+      </w:r>
+      <w:r>
+        <w:t xml:space="preserve">Prozess tragen. Eine laufende Synchronisation des Testbestands mit SVN ist</w:t>
+      </w:r>
+      <w:r>
+        <w:t xml:space="preserve"> </w:t>
+      </w:r>
+      <w:r>
+        <w:t xml:space="preserve">nicht erforderlich. Für den ab Januar 2027 geplanten produktiven harten</w:t>
+      </w:r>
+      <w:r>
+        <w:t xml:space="preserve"> </w:t>
+      </w:r>
+      <w:r>
+        <w:t xml:space="preserve">Cutover wird der dann freigegebene aktuelle SVN-Stand abschließend nach Git</w:t>
+      </w:r>
+      <w:r>
+        <w:t xml:space="preserve"> </w:t>
+      </w:r>
+      <w:r>
+        <w:t xml:space="preserve">übertragen und geprüft.</w:t>
       </w:r>
     </w:p>
     <w:tbl>
@@ -2536,79 +2771,40 @@
               <w:pStyle w:val="Compact"/>
             </w:pPr>
             <w:r>
-              <w:t xml:space="preserve">offen</w:t>
-            </w:r>
-          </w:p>
-        </w:tc>
-        <w:tc>
-          <w:tcPr/>
-          <w:p>
-            <w:pPr>
-              <w:pStyle w:val="Compact"/>
-            </w:pPr>
-            <w:r>
-              <w:t xml:space="preserve">Import-Allowlist erstellen</w:t>
-            </w:r>
-          </w:p>
-        </w:tc>
-        <w:tc>
-          <w:tcPr/>
-          <w:p>
-            <w:pPr>
-              <w:pStyle w:val="Compact"/>
-            </w:pPr>
-            <w:r>
-              <w:t xml:space="preserve">Migrationskonfiguration je SVN-Repository</w:t>
-            </w:r>
-          </w:p>
-        </w:tc>
-        <w:tc>
-          <w:tcPr/>
-          <w:p>
-            <w:pPr>
-              <w:pStyle w:val="Compact"/>
-            </w:pPr>
-            <w:r>
-              <w:t xml:space="preserve">Aktive Linien</w:t>
-            </w:r>
-            <w:r>
-              <w:t xml:space="preserve"> </w:t>
-            </w:r>
-            <w:r>
-              <w:rPr>
-                <w:rStyle w:val="VerbatimChar"/>
-              </w:rPr>
-              <w:t xml:space="preserve">R260</w:t>
-            </w:r>
-            <w:r>
-              <w:t xml:space="preserve">,</w:t>
-            </w:r>
-            <w:r>
-              <w:t xml:space="preserve"> </w:t>
-            </w:r>
-            <w:r>
-              <w:rPr>
-                <w:rStyle w:val="VerbatimChar"/>
-              </w:rPr>
-              <w:t xml:space="preserve">R261</w:t>
-            </w:r>
-            <w:r>
-              <w:t xml:space="preserve">,</w:t>
-            </w:r>
-            <w:r>
-              <w:t xml:space="preserve"> </w:t>
-            </w:r>
-            <w:r>
-              <w:rPr>
-                <w:rStyle w:val="VerbatimChar"/>
-              </w:rPr>
-              <w:t xml:space="preserve">R270</w:t>
-            </w:r>
-            <w:r>
-              <w:t xml:space="preserve"> </w:t>
-            </w:r>
-            <w:r>
-              <w:t xml:space="preserve">und die drei fachlichen Stufen</w:t>
+              <w:t xml:space="preserve">geplant November/Dezember 2026</w:t>
+            </w:r>
+          </w:p>
+        </w:tc>
+        <w:tc>
+          <w:tcPr/>
+          <w:p>
+            <w:pPr>
+              <w:pStyle w:val="Compact"/>
+            </w:pPr>
+            <w:r>
+              <w:t xml:space="preserve">Ersten SVN-Abzug für den Test-Parallelbetrieb erstellen</w:t>
+            </w:r>
+          </w:p>
+        </w:tc>
+        <w:tc>
+          <w:tcPr/>
+          <w:p>
+            <w:pPr>
+              <w:pStyle w:val="Compact"/>
+            </w:pPr>
+            <w:r>
+              <w:t xml:space="preserve">Alle Mandanten-Repositories</w:t>
+            </w:r>
+          </w:p>
+        </w:tc>
+        <w:tc>
+          <w:tcPr/>
+          <w:p>
+            <w:pPr>
+              <w:pStyle w:val="Compact"/>
+            </w:pPr>
+            <w:r>
+              <w:t xml:space="preserve">GitHub-Testumgebung mit einem dokumentierten SVN-Ausgangsstand bereitstellen; Jenkins/SVN bleiben produktiv</w:t>
             </w:r>
           </w:p>
         </w:tc>
@@ -2621,55 +2817,79 @@
               <w:pStyle w:val="Compact"/>
             </w:pPr>
             <w:r>
-              <w:t xml:space="preserve">erforderlich</w:t>
-            </w:r>
-          </w:p>
-        </w:tc>
-        <w:tc>
-          <w:tcPr/>
-          <w:p>
-            <w:pPr>
-              <w:pStyle w:val="Compact"/>
-            </w:pPr>
-            <w:r>
-              <w:t xml:space="preserve">Releasebasis importieren</w:t>
-            </w:r>
-          </w:p>
-        </w:tc>
-        <w:tc>
-          <w:tcPr/>
-          <w:p>
-            <w:pPr>
-              <w:pStyle w:val="Compact"/>
-            </w:pPr>
-            <w:r>
-              <w:t xml:space="preserve">Git-Tags je Mandanten-Repository</w:t>
-            </w:r>
-          </w:p>
-        </w:tc>
-        <w:tc>
-          <w:tcPr/>
-          <w:p>
-            <w:pPr>
-              <w:pStyle w:val="Compact"/>
-            </w:pPr>
-            <w:r>
-              <w:t xml:space="preserve">Je aktiver Linie mindestens</w:t>
-            </w:r>
-            <w:r>
-              <w:t xml:space="preserve"> </w:t>
-            </w:r>
-            <w:r>
-              <w:rPr>
-                <w:rStyle w:val="VerbatimChar"/>
-              </w:rPr>
-              <w:t xml:space="preserve">.100</w:t>
-            </w:r>
-            <w:r>
-              <w:t xml:space="preserve"> </w:t>
-            </w:r>
-            <w:r>
-              <w:t xml:space="preserve">und alle danach entstandenen Tags importieren</w:t>
+              <w:t xml:space="preserve">offen</w:t>
+            </w:r>
+          </w:p>
+        </w:tc>
+        <w:tc>
+          <w:tcPr/>
+          <w:p>
+            <w:pPr>
+              <w:pStyle w:val="Compact"/>
+            </w:pPr>
+            <w:r>
+              <w:t xml:space="preserve">Import-Allowlist erstellen</w:t>
+            </w:r>
+          </w:p>
+        </w:tc>
+        <w:tc>
+          <w:tcPr/>
+          <w:p>
+            <w:pPr>
+              <w:pStyle w:val="Compact"/>
+            </w:pPr>
+            <w:r>
+              <w:t xml:space="preserve">Migrationskonfiguration je SVN-Repository</w:t>
+            </w:r>
+          </w:p>
+        </w:tc>
+        <w:tc>
+          <w:tcPr/>
+          <w:p>
+            <w:pPr>
+              <w:pStyle w:val="Compact"/>
+            </w:pPr>
+            <w:r>
+              <w:t xml:space="preserve">Aktive Linien</w:t>
+            </w:r>
+            <w:r>
+              <w:t xml:space="preserve"> </w:t>
+            </w:r>
+            <w:r>
+              <w:rPr>
+                <w:rStyle w:val="VerbatimChar"/>
+              </w:rPr>
+              <w:t xml:space="preserve">R260</w:t>
+            </w:r>
+            <w:r>
+              <w:t xml:space="preserve">,</w:t>
+            </w:r>
+            <w:r>
+              <w:t xml:space="preserve"> </w:t>
+            </w:r>
+            <w:r>
+              <w:rPr>
+                <w:rStyle w:val="VerbatimChar"/>
+              </w:rPr>
+              <w:t xml:space="preserve">R261</w:t>
+            </w:r>
+            <w:r>
+              <w:t xml:space="preserve">,</w:t>
+            </w:r>
+            <w:r>
+              <w:t xml:space="preserve"> </w:t>
+            </w:r>
+            <w:r>
+              <w:rPr>
+                <w:rStyle w:val="VerbatimChar"/>
+              </w:rPr>
+              <w:t xml:space="preserve">R270</w:t>
+            </w:r>
+            <w:r>
+              <w:t xml:space="preserve"> </w:t>
+            </w:r>
+            <w:r>
+              <w:t xml:space="preserve">und die drei fachlichen Stufen</w:t>
             </w:r>
           </w:p>
         </w:tc>
@@ -2693,59 +2913,29 @@
               <w:pStyle w:val="Compact"/>
             </w:pPr>
             <w:r>
-              <w:t xml:space="preserve">SVN-Pfade auf Git abbilden</w:t>
-            </w:r>
-          </w:p>
-        </w:tc>
-        <w:tc>
-          <w:tcPr/>
-          <w:p>
-            <w:pPr>
-              <w:pStyle w:val="Compact"/>
-            </w:pPr>
-            <w:r>
-              <w:t xml:space="preserve">Migrationsskript/-konfiguration</w:t>
-            </w:r>
-          </w:p>
-        </w:tc>
-        <w:tc>
-          <w:tcPr/>
-          <w:p>
-            <w:pPr>
-              <w:pStyle w:val="Compact"/>
-            </w:pPr>
-            <w:r>
-              <w:rPr>
-                <w:rStyle w:val="VerbatimChar"/>
-              </w:rPr>
-              <w:t xml:space="preserve">branches/Entwicklung/R260.100_MText/&lt;Projekt&gt;</w:t>
-            </w:r>
-            <w:r>
-              <w:t xml:space="preserve"> </w:t>
-            </w:r>
-            <w:r>
-              <w:t xml:space="preserve">→ Branch</w:t>
-            </w:r>
-            <w:r>
-              <w:t xml:space="preserve"> </w:t>
-            </w:r>
-            <w:r>
-              <w:rPr>
-                <w:rStyle w:val="VerbatimChar"/>
-              </w:rPr>
-              <w:t xml:space="preserve">R260/Entwicklung</w:t>
-            </w:r>
-            <w:r>
-              <w:t xml:space="preserve">, Pfad</w:t>
-            </w:r>
-            <w:r>
-              <w:t xml:space="preserve"> </w:t>
-            </w:r>
-            <w:r>
-              <w:rPr>
-                <w:rStyle w:val="VerbatimChar"/>
-              </w:rPr>
-              <w:t xml:space="preserve">&lt;Projekt&gt;</w:t>
+              <w:t xml:space="preserve">Projektmatrix inventarisieren und freigeben</w:t>
+            </w:r>
+          </w:p>
+        </w:tc>
+        <w:tc>
+          <w:tcPr/>
+          <w:p>
+            <w:pPr>
+              <w:pStyle w:val="Compact"/>
+            </w:pPr>
+            <w:r>
+              <w:t xml:space="preserve">Je Mandant und gegebenenfalls je Releaselinie</w:t>
+            </w:r>
+          </w:p>
+        </w:tc>
+        <w:tc>
+          <w:tcPr/>
+          <w:p>
+            <w:pPr>
+              <w:pStyle w:val="Compact"/>
+            </w:pPr>
+            <w:r>
+              <w:t xml:space="preserve">Repositoryinhalt, Projekt-Allowlist und Paketcode getrennt dokumentieren; nicht allein aus einer globalen Projektliste ableiten</w:t>
             </w:r>
           </w:p>
         </w:tc>
@@ -2758,76 +2948,55 @@
               <w:pStyle w:val="Compact"/>
             </w:pPr>
             <w:r>
-              <w:t xml:space="preserve">offen</w:t>
-            </w:r>
-          </w:p>
-        </w:tc>
-        <w:tc>
-          <w:tcPr/>
-          <w:p>
-            <w:pPr>
-              <w:pStyle w:val="Compact"/>
-            </w:pPr>
-            <w:r>
-              <w:t xml:space="preserve">Tagnamen normalisieren</w:t>
-            </w:r>
-          </w:p>
-        </w:tc>
-        <w:tc>
-          <w:tcPr/>
-          <w:p>
-            <w:pPr>
-              <w:pStyle w:val="Compact"/>
-            </w:pPr>
-            <w:r>
-              <w:t xml:space="preserve">Migrationsskript/-konfiguration</w:t>
-            </w:r>
-          </w:p>
-        </w:tc>
-        <w:tc>
-          <w:tcPr/>
-          <w:p>
-            <w:pPr>
-              <w:pStyle w:val="Compact"/>
-            </w:pPr>
-            <w:r>
-              <w:rPr>
-                <w:rStyle w:val="VerbatimChar"/>
-              </w:rPr>
-              <w:t xml:space="preserve">R260.101_MText</w:t>
-            </w:r>
-            <w:r>
-              <w:t xml:space="preserve"> </w:t>
-            </w:r>
-            <w:r>
-              <w:t xml:space="preserve">→</w:t>
-            </w:r>
-            <w:r>
-              <w:t xml:space="preserve"> </w:t>
-            </w:r>
-            <w:r>
-              <w:rPr>
-                <w:rStyle w:val="VerbatimChar"/>
-              </w:rPr>
-              <w:t xml:space="preserve">R260.101</w:t>
-            </w:r>
-            <w:r>
-              <w:t xml:space="preserve">; Entfernung von</w:t>
-            </w:r>
-            <w:r>
-              <w:t xml:space="preserve"> </w:t>
-            </w:r>
-            <w:r>
-              <w:rPr>
-                <w:rStyle w:val="VerbatimChar"/>
-              </w:rPr>
-              <w:t xml:space="preserve">_MText</w:t>
-            </w:r>
-            <w:r>
-              <w:t xml:space="preserve"> </w:t>
-            </w:r>
-            <w:r>
-              <w:t xml:space="preserve">protokollieren</w:t>
+              <w:t xml:space="preserve">erforderlich</w:t>
+            </w:r>
+          </w:p>
+        </w:tc>
+        <w:tc>
+          <w:tcPr/>
+          <w:p>
+            <w:pPr>
+              <w:pStyle w:val="Compact"/>
+            </w:pPr>
+            <w:r>
+              <w:t xml:space="preserve">Release-Basis importieren</w:t>
+            </w:r>
+          </w:p>
+        </w:tc>
+        <w:tc>
+          <w:tcPr/>
+          <w:p>
+            <w:pPr>
+              <w:pStyle w:val="Compact"/>
+            </w:pPr>
+            <w:r>
+              <w:t xml:space="preserve">Git-Tags je Mandanten-Repository</w:t>
+            </w:r>
+          </w:p>
+        </w:tc>
+        <w:tc>
+          <w:tcPr/>
+          <w:p>
+            <w:pPr>
+              <w:pStyle w:val="Compact"/>
+            </w:pPr>
+            <w:r>
+              <w:t xml:space="preserve">Je aktiver Linie mindestens</w:t>
+            </w:r>
+            <w:r>
+              <w:t xml:space="preserve"> </w:t>
+            </w:r>
+            <w:r>
+              <w:rPr>
+                <w:rStyle w:val="VerbatimChar"/>
+              </w:rPr>
+              <w:t xml:space="preserve">.100</w:t>
+            </w:r>
+            <w:r>
+              <w:t xml:space="preserve"> </w:t>
+            </w:r>
+            <w:r>
+              <w:t xml:space="preserve">und alle danach entstandenen Tags importieren</w:t>
             </w:r>
           </w:p>
         </w:tc>
@@ -2851,35 +3020,59 @@
               <w:pStyle w:val="Compact"/>
             </w:pPr>
             <w:r>
-              <w:t xml:space="preserve">SVN-Artefakte ausschließen</w:t>
-            </w:r>
-          </w:p>
-        </w:tc>
-        <w:tc>
-          <w:tcPr/>
-          <w:p>
-            <w:pPr>
-              <w:pStyle w:val="Compact"/>
-            </w:pPr>
-            <w:r>
-              <w:t xml:space="preserve">Migrationsfilter</w:t>
-            </w:r>
-          </w:p>
-        </w:tc>
-        <w:tc>
-          <w:tcPr/>
-          <w:p>
-            <w:pPr>
-              <w:pStyle w:val="Compact"/>
-            </w:pPr>
-            <w:r>
-              <w:rPr>
-                <w:rStyle w:val="VerbatimChar"/>
-              </w:rPr>
-              <w:t xml:space="preserve">Verbunden mit Bereitstellung*.txt</w:t>
-            </w:r>
-            <w:r>
-              <w:t xml:space="preserve">, Backup-/Fusion-Sonderstände und andere nicht freigegebene Marker nicht übernehmen</w:t>
+              <w:t xml:space="preserve">SVN-Pfade auf Git abbilden</w:t>
+            </w:r>
+          </w:p>
+        </w:tc>
+        <w:tc>
+          <w:tcPr/>
+          <w:p>
+            <w:pPr>
+              <w:pStyle w:val="Compact"/>
+            </w:pPr>
+            <w:r>
+              <w:t xml:space="preserve">Migrationsskript/-konfiguration</w:t>
+            </w:r>
+          </w:p>
+        </w:tc>
+        <w:tc>
+          <w:tcPr/>
+          <w:p>
+            <w:pPr>
+              <w:pStyle w:val="Compact"/>
+            </w:pPr>
+            <w:r>
+              <w:rPr>
+                <w:rStyle w:val="VerbatimChar"/>
+              </w:rPr>
+              <w:t xml:space="preserve">branches/Entwicklung/R260.100_MText/&lt;Projekt&gt;</w:t>
+            </w:r>
+            <w:r>
+              <w:t xml:space="preserve"> </w:t>
+            </w:r>
+            <w:r>
+              <w:t xml:space="preserve">→ Branch</w:t>
+            </w:r>
+            <w:r>
+              <w:t xml:space="preserve"> </w:t>
+            </w:r>
+            <w:r>
+              <w:rPr>
+                <w:rStyle w:val="VerbatimChar"/>
+              </w:rPr>
+              <w:t xml:space="preserve">R260/Entwicklung</w:t>
+            </w:r>
+            <w:r>
+              <w:t xml:space="preserve">, Pfad</w:t>
+            </w:r>
+            <w:r>
+              <w:t xml:space="preserve"> </w:t>
+            </w:r>
+            <w:r>
+              <w:rPr>
+                <w:rStyle w:val="VerbatimChar"/>
+              </w:rPr>
+              <w:t xml:space="preserve">&lt;Projekt&gt;</w:t>
             </w:r>
           </w:p>
         </w:tc>
@@ -2903,77 +3096,65 @@
               <w:pStyle w:val="Compact"/>
             </w:pPr>
             <w:r>
-              <w:t xml:space="preserve">Repositoryinhalte und Delivery-Allowlist unterscheiden</w:t>
-            </w:r>
-          </w:p>
-        </w:tc>
-        <w:tc>
-          <w:tcPr/>
-          <w:p>
-            <w:pPr>
-              <w:pStyle w:val="Compact"/>
-            </w:pPr>
-            <w:r>
-              <w:t xml:space="preserve">Importprüfung und</w:t>
-            </w:r>
-            <w:r>
-              <w:t xml:space="preserve"> </w:t>
-            </w:r>
-            <w:r>
-              <w:rPr>
-                <w:rStyle w:val="VerbatimChar"/>
-              </w:rPr>
-              <w:t xml:space="preserve">config/mandant.json</w:t>
-            </w:r>
-          </w:p>
-        </w:tc>
-        <w:tc>
-          <w:tcPr/>
-          <w:p>
-            <w:pPr>
-              <w:pStyle w:val="Compact"/>
-            </w:pPr>
-            <w:r>
-              <w:t xml:space="preserve">FI enthält auch</w:t>
-            </w:r>
-            <w:r>
-              <w:t xml:space="preserve"> </w:t>
-            </w:r>
-            <w:r>
-              <w:rPr>
-                <w:rStyle w:val="VerbatimChar"/>
-              </w:rPr>
-              <w:t xml:space="preserve">LOMS_Testdaten</w:t>
-            </w:r>
-            <w:r>
-              <w:t xml:space="preserve">,</w:t>
-            </w:r>
-            <w:r>
-              <w:t xml:space="preserve"> </w:t>
-            </w:r>
-            <w:r>
-              <w:rPr>
-                <w:rStyle w:val="VerbatimChar"/>
-              </w:rPr>
-              <w:t xml:space="preserve">mtext-autonom</w:t>
-            </w:r>
-            <w:r>
-              <w:t xml:space="preserve"> </w:t>
-            </w:r>
-            <w:r>
-              <w:t xml:space="preserve">auch</w:t>
-            </w:r>
-            <w:r>
-              <w:t xml:space="preserve"> </w:t>
-            </w:r>
-            <w:r>
-              <w:rPr>
-                <w:rStyle w:val="VerbatimChar"/>
-              </w:rPr>
-              <w:t xml:space="preserve">LOMS_Testdaten_Autonom</w:t>
-            </w:r>
-            <w:r>
-              <w:t xml:space="preserve">; Testdatenprojekte bleiben außerhalb der Delivery-Allowlist</w:t>
+              <w:t xml:space="preserve">Tagnamen normalisieren</w:t>
+            </w:r>
+          </w:p>
+        </w:tc>
+        <w:tc>
+          <w:tcPr/>
+          <w:p>
+            <w:pPr>
+              <w:pStyle w:val="Compact"/>
+            </w:pPr>
+            <w:r>
+              <w:t xml:space="preserve">Migrationsskript/-konfiguration</w:t>
+            </w:r>
+          </w:p>
+        </w:tc>
+        <w:tc>
+          <w:tcPr/>
+          <w:p>
+            <w:pPr>
+              <w:pStyle w:val="Compact"/>
+            </w:pPr>
+            <w:r>
+              <w:rPr>
+                <w:rStyle w:val="VerbatimChar"/>
+              </w:rPr>
+              <w:t xml:space="preserve">R260.101_MText</w:t>
+            </w:r>
+            <w:r>
+              <w:t xml:space="preserve"> </w:t>
+            </w:r>
+            <w:r>
+              <w:t xml:space="preserve">→</w:t>
+            </w:r>
+            <w:r>
+              <w:t xml:space="preserve"> </w:t>
+            </w:r>
+            <w:r>
+              <w:rPr>
+                <w:rStyle w:val="VerbatimChar"/>
+              </w:rPr>
+              <w:t xml:space="preserve">R260.101</w:t>
+            </w:r>
+            <w:r>
+              <w:t xml:space="preserve">; Entfernung von</w:t>
+            </w:r>
+            <w:r>
+              <w:t xml:space="preserve"> </w:t>
+            </w:r>
+            <w:r>
+              <w:rPr>
+                <w:rStyle w:val="VerbatimChar"/>
+              </w:rPr>
+              <w:t xml:space="preserve">_MText</w:t>
+            </w:r>
+            <w:r>
+              <w:t xml:space="preserve"> </w:t>
+            </w:r>
+            <w:r>
+              <w:t xml:space="preserve">protokollieren</w:t>
             </w:r>
           </w:p>
         </w:tc>
@@ -2986,40 +3167,46 @@
               <w:pStyle w:val="Compact"/>
             </w:pPr>
             <w:r>
-              <w:t xml:space="preserve">separate Aufgabe</w:t>
-            </w:r>
-          </w:p>
-        </w:tc>
-        <w:tc>
-          <w:tcPr/>
-          <w:p>
-            <w:pPr>
-              <w:pStyle w:val="Compact"/>
-            </w:pPr>
-            <w:r>
-              <w:t xml:space="preserve">SVN-Autoren zuordnen</w:t>
-            </w:r>
-          </w:p>
-        </w:tc>
-        <w:tc>
-          <w:tcPr/>
-          <w:p>
-            <w:pPr>
-              <w:pStyle w:val="Compact"/>
-            </w:pPr>
-            <w:r>
-              <w:t xml:space="preserve">Autoren-Mappingdatei des Migrationstools</w:t>
-            </w:r>
-          </w:p>
-        </w:tc>
-        <w:tc>
-          <w:tcPr/>
-          <w:p>
-            <w:pPr>
-              <w:pStyle w:val="Compact"/>
-            </w:pPr>
-            <w:r>
-              <w:t xml:space="preserve">Bestehende SVN-Namen auf Git-Identitäten abbilden</w:t>
+              <w:t xml:space="preserve">offen</w:t>
+            </w:r>
+          </w:p>
+        </w:tc>
+        <w:tc>
+          <w:tcPr/>
+          <w:p>
+            <w:pPr>
+              <w:pStyle w:val="Compact"/>
+            </w:pPr>
+            <w:r>
+              <w:t xml:space="preserve">SVN-Artefakte ausschließen</w:t>
+            </w:r>
+          </w:p>
+        </w:tc>
+        <w:tc>
+          <w:tcPr/>
+          <w:p>
+            <w:pPr>
+              <w:pStyle w:val="Compact"/>
+            </w:pPr>
+            <w:r>
+              <w:t xml:space="preserve">Migrationsfilter</w:t>
+            </w:r>
+          </w:p>
+        </w:tc>
+        <w:tc>
+          <w:tcPr/>
+          <w:p>
+            <w:pPr>
+              <w:pStyle w:val="Compact"/>
+            </w:pPr>
+            <w:r>
+              <w:rPr>
+                <w:rStyle w:val="VerbatimChar"/>
+              </w:rPr>
+              <w:t xml:space="preserve">Verbunden mit Bereitstellung*.txt</w:t>
+            </w:r>
+            <w:r>
+              <w:t xml:space="preserve">, Backup-/Fusion-Sonderstände und andere nicht freigegebene Marker nicht übernehmen</w:t>
             </w:r>
           </w:p>
         </w:tc>
@@ -3043,35 +3230,77 @@
               <w:pStyle w:val="Compact"/>
             </w:pPr>
             <w:r>
-              <w:t xml:space="preserve">SVN-Eigenschaften inventarisieren</w:t>
-            </w:r>
-          </w:p>
-        </w:tc>
-        <w:tc>
-          <w:tcPr/>
-          <w:p>
-            <w:pPr>
-              <w:pStyle w:val="Compact"/>
-            </w:pPr>
-            <w:r>
-              <w:t xml:space="preserve">Read-only SVN-Analyse</w:t>
-            </w:r>
-          </w:p>
-        </w:tc>
-        <w:tc>
-          <w:tcPr/>
-          <w:p>
-            <w:pPr>
-              <w:pStyle w:val="Compact"/>
-            </w:pPr>
-            <w:r>
-              <w:rPr>
-                <w:rStyle w:val="VerbatimChar"/>
-              </w:rPr>
-              <w:t xml:space="preserve">svn:externals</w:t>
-            </w:r>
-            <w:r>
-              <w:t xml:space="preserve">, EOL, Keywords, executable, leere Verzeichnisse, Mergeinfo und große Dateien behandeln</w:t>
+              <w:t xml:space="preserve">Repositoryinhalte und Projekt-Allowlist unterscheiden</w:t>
+            </w:r>
+          </w:p>
+        </w:tc>
+        <w:tc>
+          <w:tcPr/>
+          <w:p>
+            <w:pPr>
+              <w:pStyle w:val="Compact"/>
+            </w:pPr>
+            <w:r>
+              <w:t xml:space="preserve">Importprüfung und</w:t>
+            </w:r>
+            <w:r>
+              <w:t xml:space="preserve"> </w:t>
+            </w:r>
+            <w:r>
+              <w:rPr>
+                <w:rStyle w:val="VerbatimChar"/>
+              </w:rPr>
+              <w:t xml:space="preserve">config/mandant.json</w:t>
+            </w:r>
+          </w:p>
+        </w:tc>
+        <w:tc>
+          <w:tcPr/>
+          <w:p>
+            <w:pPr>
+              <w:pStyle w:val="Compact"/>
+            </w:pPr>
+            <w:r>
+              <w:t xml:space="preserve">FI enthält auch</w:t>
+            </w:r>
+            <w:r>
+              <w:t xml:space="preserve"> </w:t>
+            </w:r>
+            <w:r>
+              <w:rPr>
+                <w:rStyle w:val="VerbatimChar"/>
+              </w:rPr>
+              <w:t xml:space="preserve">LOMS_Testdaten</w:t>
+            </w:r>
+            <w:r>
+              <w:t xml:space="preserve">,</w:t>
+            </w:r>
+            <w:r>
+              <w:t xml:space="preserve"> </w:t>
+            </w:r>
+            <w:r>
+              <w:rPr>
+                <w:rStyle w:val="VerbatimChar"/>
+              </w:rPr>
+              <w:t xml:space="preserve">mtext-autonom</w:t>
+            </w:r>
+            <w:r>
+              <w:t xml:space="preserve"> </w:t>
+            </w:r>
+            <w:r>
+              <w:t xml:space="preserve">auch</w:t>
+            </w:r>
+            <w:r>
+              <w:t xml:space="preserve"> </w:t>
+            </w:r>
+            <w:r>
+              <w:rPr>
+                <w:rStyle w:val="VerbatimChar"/>
+              </w:rPr>
+              <w:t xml:space="preserve">LOMS_Testdaten_Autonom</w:t>
+            </w:r>
+            <w:r>
+              <w:t xml:space="preserve">; Testdatenprojekte bleiben außerhalb der Projekt-Allowlist</w:t>
             </w:r>
           </w:p>
         </w:tc>
@@ -3084,7 +3313,105 @@
               <w:pStyle w:val="Compact"/>
             </w:pPr>
             <w:r>
-              <w:t xml:space="preserve">Nice-to-have</w:t>
+              <w:t xml:space="preserve">separate Aufgabe</w:t>
+            </w:r>
+          </w:p>
+        </w:tc>
+        <w:tc>
+          <w:tcPr/>
+          <w:p>
+            <w:pPr>
+              <w:pStyle w:val="Compact"/>
+            </w:pPr>
+            <w:r>
+              <w:t xml:space="preserve">SVN-Autoren zuordnen</w:t>
+            </w:r>
+          </w:p>
+        </w:tc>
+        <w:tc>
+          <w:tcPr/>
+          <w:p>
+            <w:pPr>
+              <w:pStyle w:val="Compact"/>
+            </w:pPr>
+            <w:r>
+              <w:t xml:space="preserve">Autoren-Mappingdatei des Migrationstools</w:t>
+            </w:r>
+          </w:p>
+        </w:tc>
+        <w:tc>
+          <w:tcPr/>
+          <w:p>
+            <w:pPr>
+              <w:pStyle w:val="Compact"/>
+            </w:pPr>
+            <w:r>
+              <w:t xml:space="preserve">Bestehende SVN-Namen auf Git-Identitäten abbilden</w:t>
+            </w:r>
+          </w:p>
+        </w:tc>
+      </w:tr>
+      <w:tr>
+        <w:tc>
+          <w:tcPr/>
+          <w:p>
+            <w:pPr>
+              <w:pStyle w:val="Compact"/>
+            </w:pPr>
+            <w:r>
+              <w:t xml:space="preserve">offen</w:t>
+            </w:r>
+          </w:p>
+        </w:tc>
+        <w:tc>
+          <w:tcPr/>
+          <w:p>
+            <w:pPr>
+              <w:pStyle w:val="Compact"/>
+            </w:pPr>
+            <w:r>
+              <w:t xml:space="preserve">SVN-Eigenschaften inventarisieren</w:t>
+            </w:r>
+          </w:p>
+        </w:tc>
+        <w:tc>
+          <w:tcPr/>
+          <w:p>
+            <w:pPr>
+              <w:pStyle w:val="Compact"/>
+            </w:pPr>
+            <w:r>
+              <w:t xml:space="preserve">Read-only SVN-Analyse</w:t>
+            </w:r>
+          </w:p>
+        </w:tc>
+        <w:tc>
+          <w:tcPr/>
+          <w:p>
+            <w:pPr>
+              <w:pStyle w:val="Compact"/>
+            </w:pPr>
+            <w:r>
+              <w:rPr>
+                <w:rStyle w:val="VerbatimChar"/>
+              </w:rPr>
+              <w:t xml:space="preserve">svn:externals</w:t>
+            </w:r>
+            <w:r>
+              <w:t xml:space="preserve">, EOL, Keywords, executable, leere Verzeichnisse, Mergeinfo und große Dateien behandeln</w:t>
+            </w:r>
+          </w:p>
+        </w:tc>
+      </w:tr>
+      <w:tr>
+        <w:tc>
+          <w:tcPr/>
+          <w:p>
+            <w:pPr>
+              <w:pStyle w:val="Compact"/>
+            </w:pPr>
+            <w:r>
+              <w:t xml:space="preserve">optional</w:t>
             </w:r>
           </w:p>
         </w:tc>
@@ -3118,6 +3445,52 @@
             </w:pPr>
             <w:r>
               <w:t xml:space="preserve">So viel Elementhistorie wie praktikabel erhalten; darf den Cutover nicht blockieren</w:t>
+            </w:r>
+          </w:p>
+        </w:tc>
+      </w:tr>
+      <w:tr>
+        <w:tc>
+          <w:tcPr/>
+          <w:p>
+            <w:pPr>
+              <w:pStyle w:val="Compact"/>
+            </w:pPr>
+            <w:r>
+              <w:t xml:space="preserve">geplant ab Januar 2027</w:t>
+            </w:r>
+          </w:p>
+        </w:tc>
+        <w:tc>
+          <w:tcPr/>
+          <w:p>
+            <w:pPr>
+              <w:pStyle w:val="Compact"/>
+            </w:pPr>
+            <w:r>
+              <w:t xml:space="preserve">Finalen SVN-Stand für den produktiven Cutover übertragen</w:t>
+            </w:r>
+          </w:p>
+        </w:tc>
+        <w:tc>
+          <w:tcPr/>
+          <w:p>
+            <w:pPr>
+              <w:pStyle w:val="Compact"/>
+            </w:pPr>
+            <w:r>
+              <w:t xml:space="preserve">Alle Mandanten-Repositories</w:t>
+            </w:r>
+          </w:p>
+        </w:tc>
+        <w:tc>
+          <w:tcPr/>
+          <w:p>
+            <w:pPr>
+              <w:pStyle w:val="Compact"/>
+            </w:pPr>
+            <w:r>
+              <w:t xml:space="preserve">Seit dem ersten Abzug entstandene produktive Änderungen übernehmen und den freigegebenen Endstand verifizieren</w:t>
             </w:r>
           </w:p>
         </w:tc>
@@ -3215,13 +3588,19 @@
         <w:t xml:space="preserve">mtext-sa</w:t>
       </w:r>
       <w:r>
-        <w:t xml:space="preserve">. Der finale Import, SVN-Freeze sowie die</w:t>
-      </w:r>
-      <w:r>
-        <w:t xml:space="preserve"> </w:t>
-      </w:r>
-      <w:r>
-        <w:t xml:space="preserve">Deaktivierung von Jenkins sind eigene freizugebende Cutover-Tätigkeiten und</w:t>
+        <w:t xml:space="preserve">. Der erste Abzug eröffnet nur den</w:t>
+      </w:r>
+      <w:r>
+        <w:t xml:space="preserve"> </w:t>
+      </w:r>
+      <w:r>
+        <w:t xml:space="preserve">Test-Parallelbetrieb. Der finale Import, SVN-Freeze sowie die Deaktivierung von</w:t>
+      </w:r>
+      <w:r>
+        <w:t xml:space="preserve"> </w:t>
+      </w:r>
+      <w:r>
+        <w:t xml:space="preserve">Jenkins sind eigene freizugebende Tätigkeiten des produktiven Cutovers und</w:t>
       </w:r>
       <w:r>
         <w:t xml:space="preserve"> </w:t>
@@ -3231,13 +3610,13 @@
       </w:r>
     </w:p>
     <w:bookmarkEnd w:id="17"/>
-    <w:bookmarkStart w:id="18" w:name="X2716b51df6e2f94cb5180ef1a8a66ffac419d7a"/>
+    <w:bookmarkStart w:id="18" w:name="X1be3a33b3580a77b8f276ff7038408680b044f6"/>
     <w:p>
       <w:pPr>
         <w:pStyle w:val="Heading2"/>
       </w:pPr>
       <w:r>
-        <w:t xml:space="preserve">7. Wiederkehrende Konfigurationsarbeiten</w:t>
+        <w:t xml:space="preserve">7. Produktiven Cutover durchführen und abnehmen</w:t>
       </w:r>
     </w:p>
     <w:p>
@@ -3245,13 +3624,19 @@
         <w:pStyle w:val="FirstParagraph"/>
       </w:pPr>
       <w:r>
-        <w:t xml:space="preserve">Bei einer rollierenden Releaselinie sind folgende Änderungen abgestimmt</w:t>
-      </w:r>
-      <w:r>
-        <w:t xml:space="preserve"> </w:t>
-      </w:r>
-      <w:r>
-        <w:t xml:space="preserve">auszuführen:</w:t>
+        <w:t xml:space="preserve">Der produktive harte Cutover ist ab Januar 2027 vorgesehen. Er wird mit einem</w:t>
+      </w:r>
+      <w:r>
+        <w:t xml:space="preserve"> </w:t>
+      </w:r>
+      <w:r>
+        <w:t xml:space="preserve">eigenen freigegebenen Runbook durchgeführt; der vorherige Test-Parallelbetrieb</w:t>
+      </w:r>
+      <w:r>
+        <w:t xml:space="preserve"> </w:t>
+      </w:r>
+      <w:r>
+        <w:t xml:space="preserve">aktiviert ihn nicht automatisch. Die verbindliche Reihenfolge ist:</w:t>
       </w:r>
     </w:p>
     <w:p>
@@ -3263,22 +3648,7 @@
         </w:numPr>
       </w:pPr>
       <w:r>
-        <w:t xml:space="preserve">Linienmapping und Adapterziele in</w:t>
-      </w:r>
-      <w:r>
-        <w:t xml:space="preserve"> </w:t>
-      </w:r>
-      <w:r>
-        <w:rPr>
-          <w:rStyle w:val="VerbatimChar"/>
-        </w:rPr>
-        <w:t xml:space="preserve">mtext-actions/config/deployments.json</w:t>
-      </w:r>
-      <w:r>
-        <w:t xml:space="preserve"> </w:t>
-      </w:r>
-      <w:r>
-        <w:t xml:space="preserve">aktualisieren.</w:t>
+        <w:t xml:space="preserve">Änderungsfreeze für den bisherigen Jenkins-/SVN-Prozess aktivieren.</w:t>
       </w:r>
     </w:p>
     <w:p>
@@ -3290,13 +3660,13 @@
         </w:numPr>
       </w:pPr>
       <w:r>
-        <w:t xml:space="preserve">Branch-Allowlist und manuelle Auswahlwerte in den beiden dünnen Workflows des</w:t>
-      </w:r>
-      <w:r>
-        <w:t xml:space="preserve"> </w:t>
-      </w:r>
-      <w:r>
-        <w:t xml:space="preserve">Mandanten-Repositories aktualisieren.</w:t>
+        <w:t xml:space="preserve">Den letzten freigegebenen SVN-Stand und alle weiterhin benötigten Tags je</w:t>
+      </w:r>
+      <w:r>
+        <w:t xml:space="preserve"> </w:t>
+      </w:r>
+      <w:r>
+        <w:t xml:space="preserve">Mandant nach Git übertragen.</w:t>
       </w:r>
     </w:p>
     <w:p>
@@ -3308,55 +3678,13 @@
         </w:numPr>
       </w:pPr>
       <w:r>
-        <w:t xml:space="preserve">Neue</w:t>
-      </w:r>
-      <w:r>
-        <w:t xml:space="preserve"> </w:t>
-      </w:r>
-      <w:r>
-        <w:rPr>
-          <w:rStyle w:val="VerbatimChar"/>
-        </w:rPr>
-        <w:t xml:space="preserve">&lt;Releaselinie&gt;/Entwicklung</w:t>
-      </w:r>
-      <w:r>
-        <w:t xml:space="preserve">,</w:t>
-      </w:r>
-      <w:r>
-        <w:t xml:space="preserve"> </w:t>
-      </w:r>
-      <w:r>
-        <w:rPr>
-          <w:rStyle w:val="VerbatimChar"/>
-        </w:rPr>
-        <w:t xml:space="preserve">/Abnahme</w:t>
-      </w:r>
-      <w:r>
-        <w:t xml:space="preserve"> </w:t>
-      </w:r>
-      <w:r>
-        <w:t xml:space="preserve">und</w:t>
-      </w:r>
-      <w:r>
-        <w:t xml:space="preserve"> </w:t>
-      </w:r>
-      <w:r>
-        <w:rPr>
-          <w:rStyle w:val="VerbatimChar"/>
-        </w:rPr>
-        <w:t xml:space="preserve">/Bereitstellung</w:t>
-      </w:r>
-      <w:r>
-        <w:t xml:space="preserve"> </w:t>
-      </w:r>
-      <w:r>
-        <w:t xml:space="preserve">anlegen</w:t>
-      </w:r>
-      <w:r>
-        <w:t xml:space="preserve"> </w:t>
-      </w:r>
-      <w:r>
-        <w:t xml:space="preserve">und die ausgeschiedene Linie gemäß Aufbewahrungsregel stilllegen.</w:t>
+        <w:t xml:space="preserve">Inhalte, Pfadabbildungen, Tags und den letzten migrierten Commit je Mandant</w:t>
+      </w:r>
+      <w:r>
+        <w:t xml:space="preserve"> </w:t>
+      </w:r>
+      <w:r>
+        <w:t xml:space="preserve">dokumentieren und automatisiert verifizieren.</w:t>
       </w:r>
     </w:p>
     <w:p>
@@ -3368,7 +3696,7 @@
         </w:numPr>
       </w:pPr>
       <w:r>
-        <w:t xml:space="preserve">Default Branch auf den Entwicklungsbranch der neuen führenden Linie setzen.</w:t>
+        <w:t xml:space="preserve">Jenkins-Trigger und Jenkins-Job für diesen Prozess deaktivieren.</w:t>
       </w:r>
     </w:p>
     <w:p>
@@ -3380,34 +3708,13 @@
         </w:numPr>
       </w:pPr>
       <w:r>
-        <w:t xml:space="preserve">Workflow- und Konfigurationsänderungen je aktiver Linie nach</w:t>
-      </w:r>
-      <w:r>
-        <w:t xml:space="preserve"> </w:t>
-      </w:r>
-      <w:r>
-        <w:rPr>
-          <w:rStyle w:val="VerbatimChar"/>
-        </w:rPr>
-        <w:t xml:space="preserve">Rxxx/Entwicklung</w:t>
-      </w:r>
-      <w:r>
-        <w:t xml:space="preserve"> </w:t>
-      </w:r>
-      <w:r>
-        <w:t xml:space="preserve">einbringen und anschließend normal nach Abnahme und</w:t>
-      </w:r>
-      <w:r>
-        <w:t xml:space="preserve"> </w:t>
-      </w:r>
-      <w:r>
-        <w:t xml:space="preserve">Bereitstellung promoten. Es gibt keine automatisch schreibende</w:t>
-      </w:r>
-      <w:r>
-        <w:t xml:space="preserve"> </w:t>
-      </w:r>
-      <w:r>
-        <w:t xml:space="preserve">branchübergreifende Verwaltungsautomation.</w:t>
+        <w:t xml:space="preserve">SVN für diesen Prozess schreibschützen oder gemäß Betriebskonzept</w:t>
+      </w:r>
+      <w:r>
+        <w:t xml:space="preserve"> </w:t>
+      </w:r>
+      <w:r>
+        <w:t xml:space="preserve">stilllegen.</w:t>
       </w:r>
     </w:p>
     <w:p>
@@ -3419,32 +3726,63 @@
         </w:numPr>
       </w:pPr>
       <w:r>
-        <w:t xml:space="preserve">Assignment und Level bei betrieblichen Änderungen ausschließlich in</w:t>
-      </w:r>
-      <w:r>
-        <w:t xml:space="preserve"> </w:t>
-      </w:r>
-      <w:r>
-        <w:rPr>
-          <w:rStyle w:val="VerbatimChar"/>
-        </w:rPr>
-        <w:t xml:space="preserve">config/mandant.json</w:t>
-      </w:r>
-      <w:r>
-        <w:t xml:space="preserve"> </w:t>
-      </w:r>
-      <w:r>
-        <w:t xml:space="preserve">des betroffenen Mandanten anpassen.</w:t>
+        <w:t xml:space="preserve">Git als einzige führende Quelle für diesen Prozess festlegen.</w:t>
       </w:r>
     </w:p>
-    <w:bookmarkEnd w:id="18"/>
-    <w:bookmarkStart w:id="19" w:name="Xef9361eb6a104c3412b1659b055db70cfafaf86"/>
     <w:p>
       <w:pPr>
-        <w:pStyle w:val="Heading2"/>
-      </w:pPr>
-      <w:r>
-        <w:t xml:space="preserve">8. Spätere Erweiterungen</w:t>
+        <w:pStyle w:val="Compact"/>
+        <w:numPr>
+          <w:ilvl w:val="0"/>
+          <w:numId w:val="1001"/>
+        </w:numPr>
+      </w:pPr>
+      <w:r>
+        <w:t xml:space="preserve">Die für den Regelbetrieb vorgesehenen GitHub Environments, Secrets und</w:t>
+      </w:r>
+      <w:r>
+        <w:t xml:space="preserve"> </w:t>
+      </w:r>
+      <w:r>
+        <w:t xml:space="preserve">Workflows freigeben.</w:t>
+      </w:r>
+    </w:p>
+    <w:p>
+      <w:pPr>
+        <w:pStyle w:val="Compact"/>
+        <w:numPr>
+          <w:ilvl w:val="0"/>
+          <w:numId w:val="1001"/>
+        </w:numPr>
+      </w:pPr>
+      <w:r>
+        <w:t xml:space="preserve">Je einen definierten Smoke-Test für Entwicklung und Abnahme sowie je einen</w:t>
+      </w:r>
+      <w:r>
+        <w:t xml:space="preserve"> </w:t>
+      </w:r>
+      <w:r>
+        <w:t xml:space="preserve">FULL- und DELTA-Release durchführen und dokumentieren.</w:t>
+      </w:r>
+    </w:p>
+    <w:p>
+      <w:pPr>
+        <w:pStyle w:val="FirstParagraph"/>
+      </w:pPr>
+      <w:r>
+        <w:t xml:space="preserve">Während der eigentlichen Umschaltung gibt es keinen gleichzeitigen produktiven</w:t>
+      </w:r>
+      <w:r>
+        <w:t xml:space="preserve"> </w:t>
+      </w:r>
+      <w:r>
+        <w:t xml:space="preserve">Lieferbetrieb aus Jenkins/SVN und GitHub. Der Cutover ist erst abgenommen, wenn</w:t>
+      </w:r>
+      <w:r>
+        <w:t xml:space="preserve"> </w:t>
+      </w:r>
+      <w:r>
+        <w:t xml:space="preserve">mindestens folgende Kriterien erfüllt sind:</w:t>
       </w:r>
     </w:p>
     <w:p>
@@ -3456,7 +3794,13 @@
         </w:numPr>
       </w:pPr>
       <w:r>
-        <w:t xml:space="preserve">E-Mail-Benachrichtigungen zusätzlich zu GitHub-Benachrichtigungen;</w:t>
+        <w:t xml:space="preserve">Kein GitHub-Workflow benötigt Jenkins oder SVN und Jenkins löst für diesen</w:t>
+      </w:r>
+      <w:r>
+        <w:t xml:space="preserve"> </w:t>
+      </w:r>
+      <w:r>
+        <w:t xml:space="preserve">Prozess keine Jobs mehr aus.</w:t>
       </w:r>
     </w:p>
     <w:p>
@@ -3468,7 +3812,13 @@
         </w:numPr>
       </w:pPr>
       <w:r>
-        <w:t xml:space="preserve">optional mehr historische SVN-Tags und Elementhistorie;</w:t>
+        <w:t xml:space="preserve">Für jeden Mandanten sind der letzte migrierte SVN-Stand, sein Git-Commit und</w:t>
+      </w:r>
+      <w:r>
+        <w:t xml:space="preserve"> </w:t>
+      </w:r>
+      <w:r>
+        <w:t xml:space="preserve">alle weiterhin benötigten Release-Tags dokumentiert und geprüft.</w:t>
       </w:r>
     </w:p>
     <w:p>
@@ -3480,17 +3830,482 @@
         </w:numPr>
       </w:pPr>
       <w:r>
-        <w:t xml:space="preserve">optionales M/Text- oder Mainframe-Status-Polling als eigener Ausbau, nicht</w:t>
-      </w:r>
-      <w:r>
-        <w:t xml:space="preserve"> </w:t>
-      </w:r>
-      <w:r>
-        <w:t xml:space="preserve">als Voraussetzung für die erste Produktivsetzung.</w:t>
+        <w:t xml:space="preserve">Sicherungs- und Sonderstände wurden nur nach ausdrücklicher Freigabe</w:t>
+      </w:r>
+      <w:r>
+        <w:t xml:space="preserve"> </w:t>
+      </w:r>
+      <w:r>
+        <w:t xml:space="preserve">übernommen.</w:t>
+      </w:r>
+    </w:p>
+    <w:p>
+      <w:pPr>
+        <w:pStyle w:val="Compact"/>
+        <w:numPr>
+          <w:ilvl w:val="0"/>
+          <w:numId w:val="1002"/>
+        </w:numPr>
+      </w:pPr>
+      <w:r>
+        <w:t xml:space="preserve">Alle Mandanten-Repositories verwenden dieselbe freigegebene Version der</w:t>
+      </w:r>
+      <w:r>
+        <w:t xml:space="preserve"> </w:t>
+      </w:r>
+      <w:r>
+        <w:t xml:space="preserve">zentralen Automation.</w:t>
+      </w:r>
+    </w:p>
+    <w:p>
+      <w:pPr>
+        <w:pStyle w:val="Compact"/>
+        <w:numPr>
+          <w:ilvl w:val="0"/>
+          <w:numId w:val="1002"/>
+        </w:numPr>
+      </w:pPr>
+      <w:r>
+        <w:t xml:space="preserve">Pushes nach Entwicklung und Abnahme lösen jeweils genau die vorgesehene</w:t>
+      </w:r>
+      <w:r>
+        <w:t xml:space="preserve"> </w:t>
+      </w:r>
+      <w:r>
+        <w:t xml:space="preserve">M/Text-Verteilung aus; ein Push nach Bereitstellung erzeugt ohne Tag keine</w:t>
+      </w:r>
+      <w:r>
+        <w:t xml:space="preserve"> </w:t>
+      </w:r>
+      <w:r>
+        <w:t xml:space="preserve">Lieferung.</w:t>
+      </w:r>
+    </w:p>
+    <w:p>
+      <w:pPr>
+        <w:pStyle w:val="Compact"/>
+        <w:numPr>
+          <w:ilvl w:val="0"/>
+          <w:numId w:val="1002"/>
+        </w:numPr>
+      </w:pPr>
+      <w:r>
+        <w:rPr>
+          <w:rStyle w:val="VerbatimChar"/>
+        </w:rPr>
+        <w:t xml:space="preserve">.100</w:t>
+      </w:r>
+      <w:r>
+        <w:t xml:space="preserve"> </w:t>
+      </w:r>
+      <w:r>
+        <w:t xml:space="preserve">erzeugt FULL, andere gültige Release-Tags derselben Linie erzeugen</w:t>
+      </w:r>
+      <w:r>
+        <w:t xml:space="preserve"> </w:t>
+      </w:r>
+      <w:r>
+        <w:t xml:space="preserve">ein kumulatives DELTA gegen</w:t>
+      </w:r>
+      <w:r>
+        <w:t xml:space="preserve"> </w:t>
+      </w:r>
+      <w:r>
+        <w:rPr>
+          <w:rStyle w:val="VerbatimChar"/>
+        </w:rPr>
+        <w:t xml:space="preserve">.100</w:t>
+      </w:r>
+      <w:r>
+        <w:t xml:space="preserve">.</w:t>
+      </w:r>
+    </w:p>
+    <w:p>
+      <w:pPr>
+        <w:pStyle w:val="Compact"/>
+        <w:numPr>
+          <w:ilvl w:val="0"/>
+          <w:numId w:val="1002"/>
+        </w:numPr>
+      </w:pPr>
+      <w:r>
+        <w:t xml:space="preserve">Ressourcenbereitstellung, Adapterantwort, Artefaktprüfung, JCL und die</w:t>
+      </w:r>
+      <w:r>
+        <w:t xml:space="preserve"> </w:t>
+      </w:r>
+      <w:r>
+        <w:t xml:space="preserve">unmittelbare Mainframe-Übergabe wurden auf dem vorgesehenen Betriebsweg</w:t>
+      </w:r>
+      <w:r>
+        <w:t xml:space="preserve"> </w:t>
+      </w:r>
+      <w:r>
+        <w:t xml:space="preserve">erfolgreich geprüft.</w:t>
+      </w:r>
+    </w:p>
+    <w:p>
+      <w:pPr>
+        <w:pStyle w:val="Compact"/>
+        <w:numPr>
+          <w:ilvl w:val="0"/>
+          <w:numId w:val="1002"/>
+        </w:numPr>
+      </w:pPr>
+      <w:r>
+        <w:t xml:space="preserve">Gleichzeitige Schreibvorgänge auf dasselbe Ziel werden verhindert; Läufe für</w:t>
+      </w:r>
+      <w:r>
+        <w:t xml:space="preserve"> </w:t>
+      </w:r>
+      <w:r>
+        <w:t xml:space="preserve">unterschiedliche Mandanten dürfen wie vorgesehen parallel arbeiten.</w:t>
+      </w:r>
+    </w:p>
+    <w:bookmarkEnd w:id="18"/>
+    <w:bookmarkStart w:id="19" w:name="X28913f9ea2ac097fdf3056b7fe257ca92e030c6"/>
+    <w:p>
+      <w:pPr>
+        <w:pStyle w:val="Heading2"/>
+      </w:pPr>
+      <w:r>
+        <w:t xml:space="preserve">8. Wiederkehrende Konfigurationsarbeiten</w:t>
+      </w:r>
+    </w:p>
+    <w:p>
+      <w:pPr>
+        <w:pStyle w:val="FirstParagraph"/>
+      </w:pPr>
+      <w:r>
+        <w:t xml:space="preserve">Bei einer rollierenden Releaselinie sind folgende Änderungen abgestimmt</w:t>
+      </w:r>
+      <w:r>
+        <w:t xml:space="preserve"> </w:t>
+      </w:r>
+      <w:r>
+        <w:t xml:space="preserve">auszuführen:</w:t>
+      </w:r>
+    </w:p>
+    <w:p>
+      <w:pPr>
+        <w:pStyle w:val="Compact"/>
+        <w:numPr>
+          <w:ilvl w:val="0"/>
+          <w:numId w:val="1003"/>
+        </w:numPr>
+      </w:pPr>
+      <w:r>
+        <w:t xml:space="preserve">Linienmapping und Adapterziele in</w:t>
+      </w:r>
+      <w:r>
+        <w:t xml:space="preserve"> </w:t>
+      </w:r>
+      <w:r>
+        <w:rPr>
+          <w:rStyle w:val="VerbatimChar"/>
+        </w:rPr>
+        <w:t xml:space="preserve">mtext-actions/config/deployments.json</w:t>
+      </w:r>
+      <w:r>
+        <w:t xml:space="preserve"> </w:t>
+      </w:r>
+      <w:r>
+        <w:t xml:space="preserve">aktualisieren.</w:t>
+      </w:r>
+    </w:p>
+    <w:p>
+      <w:pPr>
+        <w:pStyle w:val="Compact"/>
+        <w:numPr>
+          <w:ilvl w:val="0"/>
+          <w:numId w:val="1003"/>
+        </w:numPr>
+      </w:pPr>
+      <w:r>
+        <w:t xml:space="preserve">Neue</w:t>
+      </w:r>
+      <w:r>
+        <w:t xml:space="preserve"> </w:t>
+      </w:r>
+      <w:r>
+        <w:rPr>
+          <w:rStyle w:val="VerbatimChar"/>
+        </w:rPr>
+        <w:t xml:space="preserve">&lt;Releaselinie&gt;/Entwicklung</w:t>
+      </w:r>
+      <w:r>
+        <w:t xml:space="preserve">,</w:t>
+      </w:r>
+      <w:r>
+        <w:t xml:space="preserve"> </w:t>
+      </w:r>
+      <w:r>
+        <w:rPr>
+          <w:rStyle w:val="VerbatimChar"/>
+        </w:rPr>
+        <w:t xml:space="preserve">/Abnahme</w:t>
+      </w:r>
+      <w:r>
+        <w:t xml:space="preserve"> </w:t>
+      </w:r>
+      <w:r>
+        <w:t xml:space="preserve">und</w:t>
+      </w:r>
+      <w:r>
+        <w:t xml:space="preserve"> </w:t>
+      </w:r>
+      <w:r>
+        <w:rPr>
+          <w:rStyle w:val="VerbatimChar"/>
+        </w:rPr>
+        <w:t xml:space="preserve">/Bereitstellung</w:t>
+      </w:r>
+      <w:r>
+        <w:t xml:space="preserve"> </w:t>
+      </w:r>
+      <w:r>
+        <w:t xml:space="preserve">anlegen</w:t>
+      </w:r>
+      <w:r>
+        <w:t xml:space="preserve"> </w:t>
+      </w:r>
+      <w:r>
+        <w:t xml:space="preserve">und die ausgeschiedene Linie gemäß Aufbewahrungsregel stilllegen.</w:t>
+      </w:r>
+    </w:p>
+    <w:p>
+      <w:pPr>
+        <w:pStyle w:val="Compact"/>
+        <w:numPr>
+          <w:ilvl w:val="0"/>
+          <w:numId w:val="1003"/>
+        </w:numPr>
+      </w:pPr>
+      <w:r>
+        <w:t xml:space="preserve">Default Branch auf den Entwicklungsbranch der neuen führenden Linie setzen.</w:t>
+      </w:r>
+    </w:p>
+    <w:p>
+      <w:pPr>
+        <w:pStyle w:val="Compact"/>
+        <w:numPr>
+          <w:ilvl w:val="0"/>
+          <w:numId w:val="1003"/>
+        </w:numPr>
+      </w:pPr>
+      <w:r>
+        <w:t xml:space="preserve">Workflow- und Konfigurationsänderungen je aktiver Linie nach</w:t>
+      </w:r>
+      <w:r>
+        <w:t xml:space="preserve"> </w:t>
+      </w:r>
+      <w:r>
+        <w:rPr>
+          <w:rStyle w:val="VerbatimChar"/>
+        </w:rPr>
+        <w:t xml:space="preserve">Rnnn/Entwicklung</w:t>
+      </w:r>
+      <w:r>
+        <w:t xml:space="preserve"> </w:t>
+      </w:r>
+      <w:r>
+        <w:t xml:space="preserve">einbringen und anschließend normal nach Abnahme und</w:t>
+      </w:r>
+      <w:r>
+        <w:t xml:space="preserve"> </w:t>
+      </w:r>
+      <w:r>
+        <w:t xml:space="preserve">Bereitstellung übernehmen. Es gibt keine automatisch schreibende</w:t>
+      </w:r>
+      <w:r>
+        <w:t xml:space="preserve"> </w:t>
+      </w:r>
+      <w:r>
+        <w:t xml:space="preserve">branchübergreifende Verwaltungsautomation.</w:t>
+      </w:r>
+    </w:p>
+    <w:p>
+      <w:pPr>
+        <w:pStyle w:val="Compact"/>
+        <w:numPr>
+          <w:ilvl w:val="0"/>
+          <w:numId w:val="1003"/>
+        </w:numPr>
+      </w:pPr>
+      <w:r>
+        <w:t xml:space="preserve">Assignment und Level bei betrieblichen Änderungen ausschließlich in</w:t>
+      </w:r>
+      <w:r>
+        <w:t xml:space="preserve"> </w:t>
+      </w:r>
+      <w:r>
+        <w:rPr>
+          <w:rStyle w:val="VerbatimChar"/>
+        </w:rPr>
+        <w:t xml:space="preserve">config/mandant.json</w:t>
+      </w:r>
+      <w:r>
+        <w:t xml:space="preserve"> </w:t>
+      </w:r>
+      <w:r>
+        <w:t xml:space="preserve">des betroffenen Mandanten anpassen.</w:t>
+      </w:r>
+    </w:p>
+    <w:p>
+      <w:pPr>
+        <w:pStyle w:val="FirstParagraph"/>
+      </w:pPr>
+      <w:r>
+        <w:t xml:space="preserve">Die dünnen Sync-Workflows enthalten keine Liste aktiver Releaselinien mehr.</w:t>
+      </w:r>
+      <w:r>
+        <w:t xml:space="preserve"> </w:t>
+      </w:r>
+      <w:r>
+        <w:t xml:space="preserve">Ihre generischen Branchmuster bleiben bei einem Linienwechsel unverändert;</w:t>
+      </w:r>
+      <w:r>
+        <w:t xml:space="preserve"> </w:t>
+      </w:r>
+      <w:r>
+        <w:t xml:space="preserve">unbekannte Linien werden durch</w:t>
+      </w:r>
+      <w:r>
+        <w:t xml:space="preserve"> </w:t>
+      </w:r>
+      <w:r>
+        <w:rPr>
+          <w:rStyle w:val="VerbatimChar"/>
+        </w:rPr>
+        <w:t xml:space="preserve">deployments.json</w:t>
+      </w:r>
+      <w:r>
+        <w:t xml:space="preserve"> </w:t>
+      </w:r>
+      <w:r>
+        <w:t xml:space="preserve">abgewiesen.</w:t>
       </w:r>
     </w:p>
     <w:bookmarkEnd w:id="19"/>
+    <w:bookmarkStart w:id="20" w:name="X7c6b684f0ebb17df03295a4aaf23a8f8671fb9f"/>
+    <w:p>
+      <w:pPr>
+        <w:pStyle w:val="Heading2"/>
+      </w:pPr>
+      <w:r>
+        <w:t xml:space="preserve">9. Spätere Erweiterungen</w:t>
+      </w:r>
+    </w:p>
+    <w:p>
+      <w:pPr>
+        <w:pStyle w:val="Compact"/>
+        <w:numPr>
+          <w:ilvl w:val="0"/>
+          <w:numId w:val="1004"/>
+        </w:numPr>
+      </w:pPr>
+      <w:r>
+        <w:t xml:space="preserve">E-Mail-Benachrichtigungen zusätzlich zu GitHub-Benachrichtigungen;</w:t>
+      </w:r>
+    </w:p>
+    <w:p>
+      <w:pPr>
+        <w:pStyle w:val="Compact"/>
+        <w:numPr>
+          <w:ilvl w:val="0"/>
+          <w:numId w:val="1004"/>
+        </w:numPr>
+      </w:pPr>
+      <w:r>
+        <w:t xml:space="preserve">optional mehr historische SVN-Tags und Elementhistorie;</w:t>
+      </w:r>
+    </w:p>
+    <w:p>
+      <w:pPr>
+        <w:pStyle w:val="Compact"/>
+        <w:numPr>
+          <w:ilvl w:val="0"/>
+          <w:numId w:val="1004"/>
+        </w:numPr>
+      </w:pPr>
+      <w:r>
+        <w:t xml:space="preserve">bei einer späteren PR-basierten Config-Pflege verbindliche Code-Owner- und</w:t>
+      </w:r>
+      <w:r>
+        <w:t xml:space="preserve"> </w:t>
+      </w:r>
+      <w:r>
+        <w:t xml:space="preserve">Freigaberegel für Änderungen an</w:t>
+      </w:r>
+      <w:r>
+        <w:t xml:space="preserve"> </w:t>
+      </w:r>
+      <w:r>
+        <w:rPr>
+          <w:rStyle w:val="VerbatimChar"/>
+        </w:rPr>
+        <w:t xml:space="preserve">config/mandant.json</w:t>
+      </w:r>
+      <w:r>
+        <w:t xml:space="preserve">;</w:t>
+      </w:r>
+    </w:p>
+    <w:p>
+      <w:pPr>
+        <w:pStyle w:val="Compact"/>
+        <w:numPr>
+          <w:ilvl w:val="0"/>
+          <w:numId w:val="1004"/>
+        </w:numPr>
+      </w:pPr>
+      <w:r>
+        <w:t xml:space="preserve">bei entsprechendem Ergebnis der Pilotphase kurzlebiger Auswahlbranch mit</w:t>
+      </w:r>
+      <w:r>
+        <w:t xml:space="preserve"> </w:t>
+      </w:r>
+      <w:r>
+        <w:t xml:space="preserve">normalem Pull Request nach</w:t>
+      </w:r>
+      <w:r>
+        <w:t xml:space="preserve"> </w:t>
+      </w:r>
+      <w:r>
+        <w:rPr>
+          <w:rStyle w:val="VerbatimChar"/>
+        </w:rPr>
+        <w:t xml:space="preserve">Rnnn/Bereitstellung</w:t>
+      </w:r>
+      <w:r>
+        <w:t xml:space="preserve">, ohne eigenen</w:t>
+      </w:r>
+      <w:r>
+        <w:t xml:space="preserve"> </w:t>
+      </w:r>
+      <w:r>
+        <w:t xml:space="preserve">zusätzlichen Workflow für diesen Auswahlbranch;</w:t>
+      </w:r>
+    </w:p>
+    <w:p>
+      <w:pPr>
+        <w:pStyle w:val="Compact"/>
+        <w:numPr>
+          <w:ilvl w:val="0"/>
+          <w:numId w:val="1004"/>
+        </w:numPr>
+      </w:pPr>
+      <w:r>
+        <w:t xml:space="preserve">optionales M/Text- oder Mainframe-Status-Polling als eigener Ausbau, nicht</w:t>
+      </w:r>
+      <w:r>
+        <w:t xml:space="preserve"> </w:t>
+      </w:r>
+      <w:r>
+        <w:t xml:space="preserve">als Voraussetzung für die erste Produktivsetzung.</w:t>
+      </w:r>
+    </w:p>
     <w:bookmarkEnd w:id="20"/>
+    <w:bookmarkEnd w:id="21"/>
     <w:sectPr>
       <w:footnotePr>
         <w:numRestart w:val="eachSect"/>
@@ -3823,6 +4638,39 @@
     </w:lvlOverride>
   </w:num>
   <w:num w:numId="1002">
+    <w:abstractNumId w:val="991"/>
+  </w:num>
+  <w:num w:numId="1003">
+    <w:abstractNumId w:val="99411"/>
+    <w:lvlOverride w:ilvl="0">
+      <w:startOverride w:val="1"/>
+    </w:lvlOverride>
+    <w:lvlOverride w:ilvl="1">
+      <w:startOverride w:val="1"/>
+    </w:lvlOverride>
+    <w:lvlOverride w:ilvl="2">
+      <w:startOverride w:val="1"/>
+    </w:lvlOverride>
+    <w:lvlOverride w:ilvl="3">
+      <w:startOverride w:val="1"/>
+    </w:lvlOverride>
+    <w:lvlOverride w:ilvl="4">
+      <w:startOverride w:val="1"/>
+    </w:lvlOverride>
+    <w:lvlOverride w:ilvl="5">
+      <w:startOverride w:val="1"/>
+    </w:lvlOverride>
+    <w:lvlOverride w:ilvl="6">
+      <w:startOverride w:val="1"/>
+    </w:lvlOverride>
+    <w:lvlOverride w:ilvl="7">
+      <w:startOverride w:val="1"/>
+    </w:lvlOverride>
+    <w:lvlOverride w:ilvl="8">
+      <w:startOverride w:val="1"/>
+    </w:lvlOverride>
+  </w:num>
+  <w:num w:numId="1004">
     <w:abstractNumId w:val="991"/>
   </w:num>
 </w:numbering>

--- a/docs/confluence/Naechste_Schritte.docx
+++ b/docs/confluence/Naechste_Schritte.docx
@@ -213,7 +213,7 @@
               <w:pStyle w:val="Compact"/>
             </w:pPr>
             <w:r>
-              <w:t xml:space="preserve">Zentrales Repository anlegen beziehungsweise lokalen Stand übernehmen</w:t>
+              <w:t xml:space="preserve">Zentrales Repository privat anlegen beziehungsweise lokalen Stand übernehmen</w:t>
             </w:r>
           </w:p>
         </w:tc>
@@ -244,7 +244,7 @@
               <w:pStyle w:val="Compact"/>
             </w:pPr>
             <w:r>
-              <w:t xml:space="preserve">Standardbranch und Freigabeprozess für die zentrale Automatisierung festlegen</w:t>
+              <w:t xml:space="preserve">Nur das zentrale Automatisierungsteam erhält direkten Lese- oder Schreibzugriff; Standardbranch und Freigabeprozess festlegen</w:t>
             </w:r>
           </w:p>
         </w:tc>
@@ -268,7 +268,7 @@
               <w:pStyle w:val="Compact"/>
             </w:pPr>
             <w:r>
-              <w:t xml:space="preserve">FI-Repository anlegen beziehungsweise lokalen Stand übernehmen</w:t>
+              <w:t xml:space="preserve">Privates FI-Repository anlegen beziehungsweise lokalen Stand übernehmen</w:t>
             </w:r>
           </w:p>
         </w:tc>
@@ -314,7 +314,7 @@
               <w:t xml:space="preserve"> </w:t>
             </w:r>
             <w:r>
-              <w:t xml:space="preserve">und dünne Workflows übernehmen</w:t>
+              <w:t xml:space="preserve">und dünne Workflows übernehmen; private Sichtbarkeit als Voraussetzung für den Aufruf des privaten zentralen Workflows bestätigen</w:t>
             </w:r>
           </w:p>
         </w:tc>
@@ -621,22 +621,7 @@
               <w:pStyle w:val="Compact"/>
             </w:pPr>
             <w:r>
-              <w:t xml:space="preserve">Nutzung durch</w:t>
-            </w:r>
-            <w:r>
-              <w:t xml:space="preserve"> </w:t>
-            </w:r>
-            <w:r>
-              <w:rPr>
-                <w:rStyle w:val="VerbatimChar"/>
-              </w:rPr>
-              <w:t xml:space="preserve">j517120/mtext-fi</w:t>
-            </w:r>
-            <w:r>
-              <w:t xml:space="preserve"> </w:t>
-            </w:r>
-            <w:r>
-              <w:t xml:space="preserve">und spätere Mandanten-Repositories erlauben</w:t>
+              <w:t xml:space="preserve">Ausschließlich den vorgesehenen Mandanten-Repositories die Ausführung der wiederverwendbaren Workflows erlauben; Text-Entwickler der Mandanten nicht als Repositorymitglieder aufnehmen</w:t>
             </w:r>
           </w:p>
         </w:tc>
@@ -683,6 +668,153 @@
             </w:pPr>
             <w:r>
               <w:t xml:space="preserve">Prüfen, ob die Enterprise-Freigabe den Checkout über beide Namespaces ermöglicht; falls ein Installation-Token erforderlich ist, den Workflowvertrag vor Aktivierung um dessen sichere Übergabe erweitern</w:t>
+            </w:r>
+          </w:p>
+        </w:tc>
+      </w:tr>
+      <w:tr>
+        <w:tc>
+          <w:tcPr/>
+          <w:p>
+            <w:pPr>
+              <w:pStyle w:val="Compact"/>
+            </w:pPr>
+            <w:r>
+              <w:t xml:space="preserve">offen</w:t>
+            </w:r>
+          </w:p>
+        </w:tc>
+        <w:tc>
+          <w:tcPr/>
+          <w:p>
+            <w:pPr>
+              <w:pStyle w:val="Compact"/>
+            </w:pPr>
+            <w:r>
+              <w:t xml:space="preserve">Mandantensichtbare Logs prüfen</w:t>
+            </w:r>
+          </w:p>
+        </w:tc>
+        <w:tc>
+          <w:tcPr/>
+          <w:p>
+            <w:pPr>
+              <w:pStyle w:val="Compact"/>
+            </w:pPr>
+            <w:r>
+              <w:t xml:space="preserve">Nichtproduktive Läufe in einem Mandanten-Repository</w:t>
+            </w:r>
+          </w:p>
+        </w:tc>
+        <w:tc>
+          <w:tcPr/>
+          <w:p>
+            <w:pPr>
+              <w:pStyle w:val="Compact"/>
+            </w:pPr>
+            <w:r>
+              <w:t xml:space="preserve">Sicherstellen, dass Logs keine vertraulichen zentralen Implementierungsdetails, Tokens, Secrets oder internen Dateiinhalte offenlegen</w:t>
+            </w:r>
+          </w:p>
+        </w:tc>
+      </w:tr>
+      <w:tr>
+        <w:tc>
+          <w:tcPr/>
+          <w:p>
+            <w:pPr>
+              <w:pStyle w:val="Compact"/>
+            </w:pPr>
+            <w:r>
+              <w:t xml:space="preserve">offen</w:t>
+            </w:r>
+          </w:p>
+        </w:tc>
+        <w:tc>
+          <w:tcPr/>
+          <w:p>
+            <w:pPr>
+              <w:pStyle w:val="Compact"/>
+            </w:pPr>
+            <w:r>
+              <w:t xml:space="preserve">Integrierten Git-Client der M/Text Workbench abnehmen</w:t>
+            </w:r>
+          </w:p>
+        </w:tc>
+        <w:tc>
+          <w:tcPr/>
+          <w:p>
+            <w:pPr>
+              <w:pStyle w:val="Compact"/>
+            </w:pPr>
+            <w:r>
+              <w:t xml:space="preserve">Repräsentativer Arbeitsplatz und</w:t>
+            </w:r>
+            <w:r>
+              <w:t xml:space="preserve"> </w:t>
+            </w:r>
+            <w:r>
+              <w:rPr>
+                <w:rStyle w:val="VerbatimChar"/>
+              </w:rPr>
+              <w:t xml:space="preserve">mtext-fi</w:t>
+            </w:r>
+          </w:p>
+        </w:tc>
+        <w:tc>
+          <w:tcPr/>
+          <w:p>
+            <w:pPr>
+              <w:pStyle w:val="Compact"/>
+            </w:pPr>
+            <w:r>
+              <w:t xml:space="preserve">Authentifizierung, Branchwechsel, Commit und Push auf einen Entwicklungsbranch praktisch prüfen und verständlich dokumentieren</w:t>
+            </w:r>
+          </w:p>
+        </w:tc>
+      </w:tr>
+      <w:tr>
+        <w:tc>
+          <w:tcPr/>
+          <w:p>
+            <w:pPr>
+              <w:pStyle w:val="Compact"/>
+            </w:pPr>
+            <w:r>
+              <w:t xml:space="preserve">offen</w:t>
+            </w:r>
+          </w:p>
+        </w:tc>
+        <w:tc>
+          <w:tcPr/>
+          <w:p>
+            <w:pPr>
+              <w:pStyle w:val="Compact"/>
+            </w:pPr>
+            <w:r>
+              <w:t xml:space="preserve">Zusätzlichen Git-Client für die Stufenweitergabe auswählen und bereitstellen</w:t>
+            </w:r>
+          </w:p>
+        </w:tc>
+        <w:tc>
+          <w:tcPr/>
+          <w:p>
+            <w:pPr>
+              <w:pStyle w:val="Compact"/>
+            </w:pPr>
+            <w:r>
+              <w:t xml:space="preserve">Arbeitsplätze der berechtigten Text-Entwickler und Release-Verantwortlichen</w:t>
+            </w:r>
+          </w:p>
+        </w:tc>
+        <w:tc>
+          <w:tcPr/>
+          <w:p>
+            <w:pPr>
+              <w:pStyle w:val="Compact"/>
+            </w:pPr>
+            <w:r>
+              <w:t xml:space="preserve">Produkt, Installation, Aktualisierung, Authentifizierung und Support festlegen; Cherry-Pick zwischen den Stufenbranches praktisch abnehmen</w:t>
             </w:r>
           </w:p>
         </w:tc>
@@ -928,7 +1060,7 @@
               <w:pStyle w:val="Compact"/>
             </w:pPr>
             <w:r>
-              <w:t xml:space="preserve">Berechtigten Mitarbeiterkreis je Mandant festlegen; Force-Pushes und Löschen verbieten</w:t>
+              <w:t xml:space="preserve">Kreis berechtigter Text-Entwickler je Mandant festlegen; Force-Pushes und Löschen verbieten</w:t>
             </w:r>
           </w:p>
         </w:tc>
@@ -1007,62 +1139,38 @@
               <w:pStyle w:val="Compact"/>
             </w:pPr>
             <w:r>
-              <w:t xml:space="preserve">GitHub Environment anlegen</w:t>
-            </w:r>
-          </w:p>
-        </w:tc>
-        <w:tc>
-          <w:tcPr/>
-          <w:p>
-            <w:pPr>
-              <w:pStyle w:val="Compact"/>
-            </w:pPr>
-            <w:r>
-              <w:t xml:space="preserve">Repository Settings → Environments</w:t>
-            </w:r>
-          </w:p>
-        </w:tc>
-        <w:tc>
-          <w:tcPr/>
-          <w:p>
-            <w:pPr>
-              <w:pStyle w:val="Compact"/>
-            </w:pPr>
-            <w:r>
-              <w:t xml:space="preserve">Gemeinsame Environments</w:t>
-            </w:r>
-            <w:r>
-              <w:t xml:space="preserve"> </w:t>
-            </w:r>
-            <w:r>
-              <w:rPr>
-                <w:rStyle w:val="VerbatimChar"/>
-              </w:rPr>
-              <w:t xml:space="preserve">Entwicklung</w:t>
-            </w:r>
-            <w:r>
-              <w:t xml:space="preserve">,</w:t>
-            </w:r>
-            <w:r>
-              <w:t xml:space="preserve"> </w:t>
-            </w:r>
-            <w:r>
-              <w:rPr>
-                <w:rStyle w:val="VerbatimChar"/>
-              </w:rPr>
-              <w:t xml:space="preserve">Abnahme</w:t>
-            </w:r>
-            <w:r>
-              <w:t xml:space="preserve">,</w:t>
-            </w:r>
-            <w:r>
-              <w:t xml:space="preserve"> </w:t>
-            </w:r>
-            <w:r>
-              <w:rPr>
-                <w:rStyle w:val="VerbatimChar"/>
-              </w:rPr>
-              <w:t xml:space="preserve">Bereitstellung</w:t>
+              <w:t xml:space="preserve">Zentrale Aufrufdateien im Mandanten-Repository schützen</w:t>
+            </w:r>
+          </w:p>
+        </w:tc>
+        <w:tc>
+          <w:tcPr/>
+          <w:p>
+            <w:pPr>
+              <w:pStyle w:val="Compact"/>
+            </w:pPr>
+            <w:r>
+              <w:t xml:space="preserve">Push-Ruleset für</w:t>
+            </w:r>
+            <w:r>
+              <w:t xml:space="preserve"> </w:t>
+            </w:r>
+            <w:r>
+              <w:rPr>
+                <w:rStyle w:val="VerbatimChar"/>
+              </w:rPr>
+              <w:t xml:space="preserve">.github/workflows/**/*</w:t>
+            </w:r>
+          </w:p>
+        </w:tc>
+        <w:tc>
+          <w:tcPr/>
+          <w:p>
+            <w:pPr>
+              <w:pStyle w:val="Compact"/>
+            </w:pPr>
+            <w:r>
+              <w:t xml:space="preserve">Änderungen durch Text-Entwickler des Mandanten auf allen Branches blockieren; Bypass nur für die zentralen Automatisierungsverantwortlichen vorsehen und auf GHES 3.20.4 praktisch prüfen</w:t>
             </w:r>
           </w:p>
         </w:tc>
@@ -1086,38 +1194,38 @@
               <w:pStyle w:val="Compact"/>
             </w:pPr>
             <w:r>
-              <w:t xml:space="preserve">Environment-Regeln setzen</w:t>
-            </w:r>
-          </w:p>
-        </w:tc>
-        <w:tc>
-          <w:tcPr/>
-          <w:p>
-            <w:pPr>
-              <w:pStyle w:val="Compact"/>
-            </w:pPr>
-            <w:r>
-              <w:t xml:space="preserve">Environments</w:t>
-            </w:r>
-          </w:p>
-        </w:tc>
-        <w:tc>
-          <w:tcPr/>
-          <w:p>
-            <w:pPr>
-              <w:pStyle w:val="Compact"/>
-            </w:pPr>
-            <w:r>
-              <w:t xml:space="preserve">Keine zusätzliche Freigabe für Entwicklung und Abnahme; manuelle Freigabe vor Mainframe-Übergabe in</w:t>
-            </w:r>
-            <w:r>
-              <w:t xml:space="preserve"> </w:t>
-            </w:r>
-            <w:r>
-              <w:rPr>
-                <w:rStyle w:val="VerbatimChar"/>
-              </w:rPr>
-              <w:t xml:space="preserve">Bereitstellung</w:t>
+              <w:t xml:space="preserve">Mandantenkonfiguration gegen normale Ressourcen-Pushes schützen</w:t>
+            </w:r>
+          </w:p>
+        </w:tc>
+        <w:tc>
+          <w:tcPr/>
+          <w:p>
+            <w:pPr>
+              <w:pStyle w:val="Compact"/>
+            </w:pPr>
+            <w:r>
+              <w:t xml:space="preserve">Push-Ruleset für</w:t>
+            </w:r>
+            <w:r>
+              <w:t xml:space="preserve"> </w:t>
+            </w:r>
+            <w:r>
+              <w:rPr>
+                <w:rStyle w:val="VerbatimChar"/>
+              </w:rPr>
+              <w:t xml:space="preserve">config/mandant.json</w:t>
+            </w:r>
+          </w:p>
+        </w:tc>
+        <w:tc>
+          <w:tcPr/>
+          <w:p>
+            <w:pPr>
+              <w:pStyle w:val="Compact"/>
+            </w:pPr>
+            <w:r>
+              <w:t xml:space="preserve">Änderungen nur dem ausdrücklich benannten technischen Verantwortlichenkreis erlauben; normale Workbench-Pushes dürfen die Datei nicht verändern</w:t>
             </w:r>
           </w:p>
         </w:tc>
@@ -1141,38 +1249,38 @@
               <w:pStyle w:val="Compact"/>
             </w:pPr>
             <w:r>
-              <w:t xml:space="preserve">Zulässige Deploymentbranches eintragen</w:t>
-            </w:r>
-          </w:p>
-        </w:tc>
-        <w:tc>
-          <w:tcPr/>
-          <w:p>
-            <w:pPr>
-              <w:pStyle w:val="Compact"/>
-            </w:pPr>
-            <w:r>
-              <w:t xml:space="preserve">Environments</w:t>
-            </w:r>
-          </w:p>
-        </w:tc>
-        <w:tc>
-          <w:tcPr/>
-          <w:p>
-            <w:pPr>
-              <w:pStyle w:val="Compact"/>
-            </w:pPr>
-            <w:r>
-              <w:t xml:space="preserve">Generische Muster</w:t>
-            </w:r>
-            <w:r>
-              <w:t xml:space="preserve"> </w:t>
-            </w:r>
-            <w:r>
-              <w:rPr>
-                <w:rStyle w:val="VerbatimChar"/>
-              </w:rPr>
-              <w:t xml:space="preserve">R*/Entwicklung</w:t>
+              <w:t xml:space="preserve">GitHub Environment anlegen</w:t>
+            </w:r>
+          </w:p>
+        </w:tc>
+        <w:tc>
+          <w:tcPr/>
+          <w:p>
+            <w:pPr>
+              <w:pStyle w:val="Compact"/>
+            </w:pPr>
+            <w:r>
+              <w:t xml:space="preserve">Repository Settings → Environments</w:t>
+            </w:r>
+          </w:p>
+        </w:tc>
+        <w:tc>
+          <w:tcPr/>
+          <w:p>
+            <w:pPr>
+              <w:pStyle w:val="Compact"/>
+            </w:pPr>
+            <w:r>
+              <w:t xml:space="preserve">Gemeinsame Environments</w:t>
+            </w:r>
+            <w:r>
+              <w:t xml:space="preserve"> </w:t>
+            </w:r>
+            <w:r>
+              <w:rPr>
+                <w:rStyle w:val="VerbatimChar"/>
+              </w:rPr>
+              <w:t xml:space="preserve">Entwicklung</w:t>
             </w:r>
             <w:r>
               <w:t xml:space="preserve">,</w:t>
@@ -1184,28 +1292,19 @@
               <w:rPr>
                 <w:rStyle w:val="VerbatimChar"/>
               </w:rPr>
-              <w:t xml:space="preserve">R*/Abnahme</w:t>
-            </w:r>
-            <w:r>
-              <w:t xml:space="preserve"> </w:t>
-            </w:r>
-            <w:r>
-              <w:t xml:space="preserve">und für die Freigabe</w:t>
-            </w:r>
-            <w:r>
-              <w:t xml:space="preserve"> </w:t>
-            </w:r>
-            <w:r>
-              <w:rPr>
-                <w:rStyle w:val="VerbatimChar"/>
-              </w:rPr>
-              <w:t xml:space="preserve">R*/Bereitstellung</w:t>
-            </w:r>
-            <w:r>
-              <w:t xml:space="preserve"> </w:t>
-            </w:r>
-            <w:r>
-              <w:t xml:space="preserve">verwenden; die aktive Linie wird zentral validiert</w:t>
+              <w:t xml:space="preserve">Abnahme</w:t>
+            </w:r>
+            <w:r>
+              <w:t xml:space="preserve">,</w:t>
+            </w:r>
+            <w:r>
+              <w:t xml:space="preserve"> </w:t>
+            </w:r>
+            <w:r>
+              <w:rPr>
+                <w:rStyle w:val="VerbatimChar"/>
+              </w:rPr>
+              <w:t xml:space="preserve">Bereitstellung</w:t>
             </w:r>
           </w:p>
         </w:tc>
@@ -1229,38 +1328,38 @@
               <w:pStyle w:val="Compact"/>
             </w:pPr>
             <w:r>
-              <w:t xml:space="preserve">Erstellung von Release-Tags begrenzen</w:t>
-            </w:r>
-          </w:p>
-        </w:tc>
-        <w:tc>
-          <w:tcPr/>
-          <w:p>
-            <w:pPr>
-              <w:pStyle w:val="Compact"/>
-            </w:pPr>
-            <w:r>
-              <w:t xml:space="preserve">Tag-Ruleset für</w:t>
-            </w:r>
-            <w:r>
-              <w:t xml:space="preserve"> </w:t>
-            </w:r>
-            <w:r>
-              <w:rPr>
-                <w:rStyle w:val="VerbatimChar"/>
-              </w:rPr>
-              <w:t xml:space="preserve">R[0-9][0-9][0-9].[0-9][0-9][0-9]</w:t>
-            </w:r>
-          </w:p>
-        </w:tc>
-        <w:tc>
-          <w:tcPr/>
-          <w:p>
-            <w:pPr>
-              <w:pStyle w:val="Compact"/>
-            </w:pPr>
-            <w:r>
-              <w:t xml:space="preserve">Nur das je Mandant benannte Release-Team darf neue passende Tags anlegen</w:t>
+              <w:t xml:space="preserve">Environment-Regeln setzen</w:t>
+            </w:r>
+          </w:p>
+        </w:tc>
+        <w:tc>
+          <w:tcPr/>
+          <w:p>
+            <w:pPr>
+              <w:pStyle w:val="Compact"/>
+            </w:pPr>
+            <w:r>
+              <w:t xml:space="preserve">Environments</w:t>
+            </w:r>
+          </w:p>
+        </w:tc>
+        <w:tc>
+          <w:tcPr/>
+          <w:p>
+            <w:pPr>
+              <w:pStyle w:val="Compact"/>
+            </w:pPr>
+            <w:r>
+              <w:t xml:space="preserve">Keine zusätzliche Freigabe für Entwicklung und Abnahme; manuelle Freigabe vor Mainframe-Übergabe in</w:t>
+            </w:r>
+            <w:r>
+              <w:t xml:space="preserve"> </w:t>
+            </w:r>
+            <w:r>
+              <w:rPr>
+                <w:rStyle w:val="VerbatimChar"/>
+              </w:rPr>
+              <w:t xml:space="preserve">Bereitstellung</w:t>
             </w:r>
           </w:p>
         </w:tc>
@@ -1284,6 +1383,149 @@
               <w:pStyle w:val="Compact"/>
             </w:pPr>
             <w:r>
+              <w:t xml:space="preserve">Zulässige Deploymentbranches eintragen</w:t>
+            </w:r>
+          </w:p>
+        </w:tc>
+        <w:tc>
+          <w:tcPr/>
+          <w:p>
+            <w:pPr>
+              <w:pStyle w:val="Compact"/>
+            </w:pPr>
+            <w:r>
+              <w:t xml:space="preserve">Environments</w:t>
+            </w:r>
+          </w:p>
+        </w:tc>
+        <w:tc>
+          <w:tcPr/>
+          <w:p>
+            <w:pPr>
+              <w:pStyle w:val="Compact"/>
+            </w:pPr>
+            <w:r>
+              <w:t xml:space="preserve">Generische Muster</w:t>
+            </w:r>
+            <w:r>
+              <w:t xml:space="preserve"> </w:t>
+            </w:r>
+            <w:r>
+              <w:rPr>
+                <w:rStyle w:val="VerbatimChar"/>
+              </w:rPr>
+              <w:t xml:space="preserve">R*/Entwicklung</w:t>
+            </w:r>
+            <w:r>
+              <w:t xml:space="preserve">,</w:t>
+            </w:r>
+            <w:r>
+              <w:t xml:space="preserve"> </w:t>
+            </w:r>
+            <w:r>
+              <w:rPr>
+                <w:rStyle w:val="VerbatimChar"/>
+              </w:rPr>
+              <w:t xml:space="preserve">R*/Abnahme</w:t>
+            </w:r>
+            <w:r>
+              <w:t xml:space="preserve"> </w:t>
+            </w:r>
+            <w:r>
+              <w:t xml:space="preserve">und für die Freigabe</w:t>
+            </w:r>
+            <w:r>
+              <w:t xml:space="preserve"> </w:t>
+            </w:r>
+            <w:r>
+              <w:rPr>
+                <w:rStyle w:val="VerbatimChar"/>
+              </w:rPr>
+              <w:t xml:space="preserve">R*/Bereitstellung</w:t>
+            </w:r>
+            <w:r>
+              <w:t xml:space="preserve"> </w:t>
+            </w:r>
+            <w:r>
+              <w:t xml:space="preserve">verwenden; die aktive Linie wird zentral validiert</w:t>
+            </w:r>
+          </w:p>
+        </w:tc>
+      </w:tr>
+      <w:tr>
+        <w:tc>
+          <w:tcPr/>
+          <w:p>
+            <w:pPr>
+              <w:pStyle w:val="Compact"/>
+            </w:pPr>
+            <w:r>
+              <w:t xml:space="preserve">offen</w:t>
+            </w:r>
+          </w:p>
+        </w:tc>
+        <w:tc>
+          <w:tcPr/>
+          <w:p>
+            <w:pPr>
+              <w:pStyle w:val="Compact"/>
+            </w:pPr>
+            <w:r>
+              <w:t xml:space="preserve">Erstellung von Release-Tags begrenzen</w:t>
+            </w:r>
+          </w:p>
+        </w:tc>
+        <w:tc>
+          <w:tcPr/>
+          <w:p>
+            <w:pPr>
+              <w:pStyle w:val="Compact"/>
+            </w:pPr>
+            <w:r>
+              <w:t xml:space="preserve">Tag-Ruleset für</w:t>
+            </w:r>
+            <w:r>
+              <w:t xml:space="preserve"> </w:t>
+            </w:r>
+            <w:r>
+              <w:rPr>
+                <w:rStyle w:val="VerbatimChar"/>
+              </w:rPr>
+              <w:t xml:space="preserve">R[0-9][0-9][0-9].[0-9][0-9][0-9]</w:t>
+            </w:r>
+          </w:p>
+        </w:tc>
+        <w:tc>
+          <w:tcPr/>
+          <w:p>
+            <w:pPr>
+              <w:pStyle w:val="Compact"/>
+            </w:pPr>
+            <w:r>
+              <w:t xml:space="preserve">Nur das je Mandant benannte Release-Team darf neue passende Tags anlegen</w:t>
+            </w:r>
+          </w:p>
+        </w:tc>
+      </w:tr>
+      <w:tr>
+        <w:tc>
+          <w:tcPr/>
+          <w:p>
+            <w:pPr>
+              <w:pStyle w:val="Compact"/>
+            </w:pPr>
+            <w:r>
+              <w:t xml:space="preserve">offen</w:t>
+            </w:r>
+          </w:p>
+        </w:tc>
+        <w:tc>
+          <w:tcPr/>
+          <w:p>
+            <w:pPr>
+              <w:pStyle w:val="Compact"/>
+            </w:pPr>
+            <w:r>
               <w:t xml:space="preserve">Release-Tags unveränderlich schützen</w:t>
             </w:r>
           </w:p>
@@ -1307,6 +1549,98 @@
             </w:pPr>
             <w:r>
               <w:t xml:space="preserve">Updates, Force-Pushes und Löschungen ohne regulären Bypass verbieten; einen gegebenenfalls notwendigen administrativen Notfallweg separat festlegen</w:t>
+            </w:r>
+          </w:p>
+        </w:tc>
+      </w:tr>
+      <w:tr>
+        <w:tc>
+          <w:tcPr/>
+          <w:p>
+            <w:pPr>
+              <w:pStyle w:val="Compact"/>
+            </w:pPr>
+            <w:r>
+              <w:t xml:space="preserve">offen</w:t>
+            </w:r>
+          </w:p>
+        </w:tc>
+        <w:tc>
+          <w:tcPr/>
+          <w:p>
+            <w:pPr>
+              <w:pStyle w:val="Compact"/>
+            </w:pPr>
+            <w:r>
+              <w:t xml:space="preserve">Cherry-Pick-Bedienweg für Abnahme und Bereitstellung festlegen</w:t>
+            </w:r>
+          </w:p>
+        </w:tc>
+        <w:tc>
+          <w:tcPr/>
+          <w:p>
+            <w:pPr>
+              <w:pStyle w:val="Compact"/>
+            </w:pPr>
+            <w:r>
+              <w:t xml:space="preserve">Zusätzlicher Git-Client und Pilotprozess je Mandant</w:t>
+            </w:r>
+          </w:p>
+        </w:tc>
+        <w:tc>
+          <w:tcPr/>
+          <w:p>
+            <w:pPr>
+              <w:pStyle w:val="Compact"/>
+            </w:pPr>
+            <w:r>
+              <w:t xml:space="preserve">Auswahl nach SHA, Aktualisierung des Zielbranches, Dokumentation der vollständigen Quell-SHA im neuen Ziel-Commit, Reihenfolge mehrerer Commits, Konfliktbehandlung, Prüfung und Push verständlich dokumentieren; die GitHub-Weboberfläche allein unterstützt diesen Ablauf nicht</w:t>
+            </w:r>
+          </w:p>
+        </w:tc>
+      </w:tr>
+      <w:tr>
+        <w:tc>
+          <w:tcPr/>
+          <w:p>
+            <w:pPr>
+              <w:pStyle w:val="Compact"/>
+            </w:pPr>
+            <w:r>
+              <w:t xml:space="preserve">offen</w:t>
+            </w:r>
+          </w:p>
+        </w:tc>
+        <w:tc>
+          <w:tcPr/>
+          <w:p>
+            <w:pPr>
+              <w:pStyle w:val="Compact"/>
+            </w:pPr>
+            <w:r>
+              <w:t xml:space="preserve">Release-Tag in GitHub praktisch prüfen</w:t>
+            </w:r>
+          </w:p>
+        </w:tc>
+        <w:tc>
+          <w:tcPr/>
+          <w:p>
+            <w:pPr>
+              <w:pStyle w:val="Compact"/>
+            </w:pPr>
+            <w:r>
+              <w:t xml:space="preserve">GitHub-Weboberfläche und nichtproduktiver Bereitstellungsbranch</w:t>
+            </w:r>
+          </w:p>
+        </w:tc>
+        <w:tc>
+          <w:tcPr/>
+          <w:p>
+            <w:pPr>
+              <w:pStyle w:val="Compact"/>
+            </w:pPr>
+            <w:r>
+              <w:t xml:space="preserve">Tag auf dem bestätigten Bereitstellungsstand anlegen, Ruleset-Wirkung und einmaligen Start des Release-Workflows prüfen</w:t>
             </w:r>
           </w:p>
         </w:tc>
@@ -2524,6 +2858,82 @@
               <w:pStyle w:val="Compact"/>
             </w:pPr>
             <w:r>
+              <w:t xml:space="preserve">bestätigt</w:t>
+            </w:r>
+          </w:p>
+        </w:tc>
+        <w:tc>
+          <w:tcPr/>
+          <w:p>
+            <w:pPr>
+              <w:pStyle w:val="Compact"/>
+            </w:pPr>
+            <w:r>
+              <w:t xml:space="preserve">Historischen JCL-Eingabevertrag fachlich bestätigen</w:t>
+            </w:r>
+          </w:p>
+        </w:tc>
+        <w:tc>
+          <w:tcPr/>
+          <w:p>
+            <w:pPr>
+              <w:pStyle w:val="Compact"/>
+            </w:pPr>
+            <w:r>
+              <w:t xml:space="preserve">Bestehendes Verfahren und versioniertes JCL-Template</w:t>
+            </w:r>
+          </w:p>
+        </w:tc>
+        <w:tc>
+          <w:tcPr/>
+          <w:p>
+            <w:pPr>
+              <w:pStyle w:val="Compact"/>
+            </w:pPr>
+            <w:r>
+              <w:t xml:space="preserve">Der mandantenspezifische Zielcode wird wie bisher über genau einen vorhandenen JCL-Platzhalter eingesetzt; der getrennte zentrale Test-/Produktionswert ist auf</w:t>
+            </w:r>
+            <w:r>
+              <w:t xml:space="preserve"> </w:t>
+            </w:r>
+            <w:r>
+              <w:rPr>
+                <w:rStyle w:val="VerbatimChar"/>
+              </w:rPr>
+              <w:t xml:space="preserve">T</w:t>
+            </w:r>
+            <w:r>
+              <w:t xml:space="preserve"> </w:t>
+            </w:r>
+            <w:r>
+              <w:t xml:space="preserve">und</w:t>
+            </w:r>
+            <w:r>
+              <w:t xml:space="preserve"> </w:t>
+            </w:r>
+            <w:r>
+              <w:rPr>
+                <w:rStyle w:val="VerbatimChar"/>
+              </w:rPr>
+              <w:t xml:space="preserve">P</w:t>
+            </w:r>
+            <w:r>
+              <w:t xml:space="preserve"> </w:t>
+            </w:r>
+            <w:r>
+              <w:t xml:space="preserve">begrenzt; ein zusätzlicher Zielparameter wird nicht eingeführt</w:t>
+            </w:r>
+          </w:p>
+        </w:tc>
+      </w:tr>
+      <w:tr>
+        <w:tc>
+          <w:tcPr/>
+          <w:p>
+            <w:pPr>
+              <w:pStyle w:val="Compact"/>
+            </w:pPr>
+            <w:r>
               <w:t xml:space="preserve">offen</w:t>
             </w:r>
           </w:p>
@@ -2935,7 +3345,7 @@
               <w:pStyle w:val="Compact"/>
             </w:pPr>
             <w:r>
-              <w:t xml:space="preserve">Repositoryinhalt, Projekt-Allowlist und Paketcode getrennt dokumentieren; nicht allein aus einer globalen Projektliste ableiten</w:t>
+              <w:t xml:space="preserve">Repositoryinhalt, Projekt-Allowlist und historisch festgelegte Lieferdateinamen getrennt dokumentieren; nicht allein aus einer globalen Projektliste ableiten</w:t>
             </w:r>
           </w:p>
         </w:tc>
@@ -4133,7 +4543,13 @@
         </w:numPr>
       </w:pPr>
       <w:r>
-        <w:t xml:space="preserve">Assignment und Level bei betrieblichen Änderungen ausschließlich in</w:t>
+        <w:t xml:space="preserve">Mandantenspezifische technische Übergabewerte bei betrieblichen Änderungen</w:t>
+      </w:r>
+      <w:r>
+        <w:t xml:space="preserve"> </w:t>
+      </w:r>
+      <w:r>
+        <w:t xml:space="preserve">ausschließlich in</w:t>
       </w:r>
       <w:r>
         <w:t xml:space="preserve"> </w:t>
@@ -4148,7 +4564,13 @@
         <w:t xml:space="preserve"> </w:t>
       </w:r>
       <w:r>
-        <w:t xml:space="preserve">des betroffenen Mandanten anpassen.</w:t>
+        <w:t xml:space="preserve">des betroffenen Mandanten anpassen;</w:t>
+      </w:r>
+      <w:r>
+        <w:t xml:space="preserve"> </w:t>
+      </w:r>
+      <w:r>
+        <w:t xml:space="preserve">die zentral abgeleiteten Lieferdateinamen sind dort nicht konfigurierbar.</w:t>
       </w:r>
     </w:p>
     <w:p>
@@ -4248,42 +4670,6 @@
       </w:r>
       <w:r>
         <w:t xml:space="preserve">;</w:t>
-      </w:r>
-    </w:p>
-    <w:p>
-      <w:pPr>
-        <w:pStyle w:val="Compact"/>
-        <w:numPr>
-          <w:ilvl w:val="0"/>
-          <w:numId w:val="1004"/>
-        </w:numPr>
-      </w:pPr>
-      <w:r>
-        <w:t xml:space="preserve">bei entsprechendem Ergebnis der Pilotphase kurzlebiger Auswahlbranch mit</w:t>
-      </w:r>
-      <w:r>
-        <w:t xml:space="preserve"> </w:t>
-      </w:r>
-      <w:r>
-        <w:t xml:space="preserve">normalem Pull Request nach</w:t>
-      </w:r>
-      <w:r>
-        <w:t xml:space="preserve"> </w:t>
-      </w:r>
-      <w:r>
-        <w:rPr>
-          <w:rStyle w:val="VerbatimChar"/>
-        </w:rPr>
-        <w:t xml:space="preserve">Rnnn/Bereitstellung</w:t>
-      </w:r>
-      <w:r>
-        <w:t xml:space="preserve">, ohne eigenen</w:t>
-      </w:r>
-      <w:r>
-        <w:t xml:space="preserve"> </w:t>
-      </w:r>
-      <w:r>
-        <w:t xml:space="preserve">zusätzlichen Workflow für diesen Auswahlbranch;</w:t>
       </w:r>
     </w:p>
     <w:p>

--- a/docs/confluence/Naechste_Schritte.docx
+++ b/docs/confluence/Naechste_Schritte.docx
@@ -2,7 +2,7 @@
 <file path=word/document.xml><?xml version="1.0" encoding="utf-8"?>
 <w:document xmlns:w="http://schemas.openxmlformats.org/wordprocessingml/2006/main" xmlns:m="http://schemas.openxmlformats.org/officeDocument/2006/math" xmlns:r="http://schemas.openxmlformats.org/officeDocument/2006/relationships" xmlns:o="urn:schemas-microsoft-com:office:office" xmlns:v="urn:schemas-microsoft-com:vml" xmlns:w10="urn:schemas-microsoft-com:office:word" xmlns:a="http://schemas.openxmlformats.org/drawingml/2006/main" xmlns:pic="http://schemas.openxmlformats.org/drawingml/2006/picture" xmlns:wp="http://schemas.openxmlformats.org/drawingml/2006/wordprocessingDrawing">
   <w:body>
-    <w:bookmarkStart w:id="21" w:name="nächste-schritte"/>
+    <w:bookmarkStart w:id="22" w:name="nächste-schritte"/>
     <w:p>
       <w:pPr>
         <w:pStyle w:val="Heading1"/>
@@ -2156,41 +2156,29 @@
               <w:pStyle w:val="Compact"/>
             </w:pPr>
             <w:r>
-              <w:t xml:space="preserve">Netzwerkpfade freigeben</w:t>
-            </w:r>
-          </w:p>
-        </w:tc>
-        <w:tc>
-          <w:tcPr/>
-          <w:p>
-            <w:pPr>
-              <w:pStyle w:val="Compact"/>
-            </w:pPr>
-            <w:r>
-              <w:t xml:space="preserve">Runner/Netzwerk</w:t>
-            </w:r>
-          </w:p>
-        </w:tc>
-        <w:tc>
-          <w:tcPr/>
-          <w:p>
-            <w:pPr>
-              <w:pStyle w:val="Compact"/>
-            </w:pPr>
-            <w:r>
-              <w:t xml:space="preserve">Zugriff auf serverSync-Share,</w:t>
-            </w:r>
-            <w:r>
-              <w:t xml:space="preserve"> </w:t>
-            </w:r>
-            <w:r>
-              <w:rPr>
-                <w:rStyle w:val="VerbatimChar"/>
-              </w:rPr>
-              <w:t xml:space="preserve">*.ltoma.intern</w:t>
-            </w:r>
-            <w:r>
-              <w:t xml:space="preserve">, Mainframe-FTP und JES ermöglichen</w:t>
+              <w:t xml:space="preserve">Netzwerkpfade nach Transportentscheidung freigeben</w:t>
+            </w:r>
+          </w:p>
+        </w:tc>
+        <w:tc>
+          <w:tcPr/>
+          <w:p>
+            <w:pPr>
+              <w:pStyle w:val="Compact"/>
+            </w:pPr>
+            <w:r>
+              <w:t xml:space="preserve">Runner, Adapter, M/Text und Netzwerk</w:t>
+            </w:r>
+          </w:p>
+        </w:tc>
+        <w:tc>
+          <w:tcPr/>
+          <w:p>
+            <w:pPr>
+              <w:pStyle w:val="Compact"/>
+            </w:pPr>
+            <w:r>
+              <w:t xml:space="preserve">Immer benötigte Zugriffe auf Adapter beziehungsweise M/Text sowie Mainframe-FTP und JES ermöglichen; Share- oder GitHub-Zugriff nur für die gewählte M/Text-Transportvariante freigeben</w:t>
             </w:r>
           </w:p>
         </w:tc>
@@ -2389,29 +2377,53 @@
               <w:pStyle w:val="Compact"/>
             </w:pPr>
             <w:r>
-              <w:t xml:space="preserve">Adaptervertrag</w:t>
-            </w:r>
-          </w:p>
-        </w:tc>
-        <w:tc>
-          <w:tcPr/>
-          <w:p>
-            <w:pPr>
-              <w:pStyle w:val="Compact"/>
-            </w:pPr>
-            <w:r>
-              <w:t xml:space="preserve">Dieselbe Datei</w:t>
-            </w:r>
-          </w:p>
-        </w:tc>
-        <w:tc>
-          <w:tcPr/>
-          <w:p>
-            <w:pPr>
-              <w:pStyle w:val="Compact"/>
-            </w:pPr>
-            <w:r>
-              <w:t xml:space="preserve">POST auf</w:t>
+              <w:t xml:space="preserve">Heutigen Adaptervertrag als Ausgangslage festhalten</w:t>
+            </w:r>
+          </w:p>
+        </w:tc>
+        <w:tc>
+          <w:tcPr/>
+          <w:p>
+            <w:pPr>
+              <w:pStyle w:val="Compact"/>
+            </w:pPr>
+            <w:r>
+              <w:t xml:space="preserve">Bestehender Jenkins-/SVN-Prozess und</w:t>
+            </w:r>
+            <w:r>
+              <w:t xml:space="preserve"> </w:t>
+            </w:r>
+            <w:r>
+              <w:rPr>
+                <w:rStyle w:val="VerbatimChar"/>
+              </w:rPr>
+              <w:t xml:space="preserve">mtext-actions</w:t>
+            </w:r>
+          </w:p>
+        </w:tc>
+        <w:tc>
+          <w:tcPr/>
+          <w:p>
+            <w:pPr>
+              <w:pStyle w:val="Compact"/>
+            </w:pPr>
+            <w:r>
+              <w:t xml:space="preserve">Der aktuelle Ablauf schreibt zuerst nach</w:t>
+            </w:r>
+            <w:r>
+              <w:t xml:space="preserve"> </w:t>
+            </w:r>
+            <w:r>
+              <w:rPr>
+                <w:rStyle w:val="VerbatimChar"/>
+              </w:rPr>
+              <w:t xml:space="preserve">serverSync</w:t>
+            </w:r>
+            <w:r>
+              <w:t xml:space="preserve"> </w:t>
+            </w:r>
+            <w:r>
+              <w:t xml:space="preserve">und sendet danach einen POST auf</w:t>
             </w:r>
             <w:r>
               <w:t xml:space="preserve"> </w:t>
@@ -2423,7 +2435,10 @@
               <w:t xml:space="preserve">/vMtextAdapter/sync</w:t>
             </w:r>
             <w:r>
-              <w:t xml:space="preserve">, Payload</w:t>
+              <w:t xml:space="preserve"> </w:t>
+            </w:r>
+            <w:r>
+              <w:t xml:space="preserve">mit</w:t>
             </w:r>
             <w:r>
               <w:t xml:space="preserve"> </w:t>
@@ -2444,7 +2459,7 @@
               <w:t xml:space="preserve">INR</w:t>
             </w:r>
             <w:r>
-              <w:t xml:space="preserve">, kein Auth-Header, jeder 2xx-Status erfolgreich, kein Polling</w:t>
+              <w:t xml:space="preserve">; dies ist noch keine Entscheidung für den Zieltransport</w:t>
             </w:r>
           </w:p>
         </w:tc>
@@ -2468,16 +2483,270 @@
               <w:pStyle w:val="Compact"/>
             </w:pPr>
             <w:r>
-              <w:t xml:space="preserve">serverSync-Sharepfad bestätigen</w:t>
-            </w:r>
-          </w:p>
-        </w:tc>
-        <w:tc>
-          <w:tcPr/>
-          <w:p>
-            <w:pPr>
-              <w:pStyle w:val="Compact"/>
-            </w:pPr>
+              <w:t xml:space="preserve">Transportweg nach</w:t>
+            </w:r>
+            <w:r>
+              <w:t xml:space="preserve"> </w:t>
+            </w:r>
+            <w:r>
+              <w:rPr>
+                <w:rStyle w:val="VerbatimChar"/>
+              </w:rPr>
+              <w:t xml:space="preserve">serverSync</w:t>
+            </w:r>
+            <w:r>
+              <w:t xml:space="preserve"> </w:t>
+            </w:r>
+            <w:r>
+              <w:t xml:space="preserve">entscheiden</w:t>
+            </w:r>
+          </w:p>
+        </w:tc>
+        <w:tc>
+          <w:tcPr/>
+          <w:p>
+            <w:pPr>
+              <w:pStyle w:val="Compact"/>
+            </w:pPr>
+            <w:r>
+              <w:t xml:space="preserve">Architektur, Adapterbetrieb, M/Text-Betrieb, Netzwerk und GitHub-Enterprise-Betrieb</w:t>
+            </w:r>
+          </w:p>
+        </w:tc>
+        <w:tc>
+          <w:tcPr/>
+          <w:p>
+            <w:pPr>
+              <w:pStyle w:val="Compact"/>
+            </w:pPr>
+            <w:r>
+              <w:t xml:space="preserve">Drei Varianten verbindlich bewerten: PUT der Ressourcendaten an den Adapter, direkter NFS-/Sharezugriff des Runners oder Download eines GitHub-Actions-Artefakts durch Adapter beziehungsweise M/Text</w:t>
+            </w:r>
+          </w:p>
+        </w:tc>
+      </w:tr>
+      <w:tr>
+        <w:tc>
+          <w:tcPr/>
+          <w:p>
+            <w:pPr>
+              <w:pStyle w:val="Compact"/>
+            </w:pPr>
+            <w:r>
+              <w:t xml:space="preserve">offen</w:t>
+            </w:r>
+          </w:p>
+        </w:tc>
+        <w:tc>
+          <w:tcPr/>
+          <w:p>
+            <w:pPr>
+              <w:pStyle w:val="Compact"/>
+            </w:pPr>
+            <w:r>
+              <w:t xml:space="preserve">Gemeinsame Kompatibilitätsanforderung nachweisen</w:t>
+            </w:r>
+          </w:p>
+        </w:tc>
+        <w:tc>
+          <w:tcPr/>
+          <w:p>
+            <w:pPr>
+              <w:pStyle w:val="Compact"/>
+            </w:pPr>
+            <w:r>
+              <w:t xml:space="preserve">Repräsentativer Jenkins-/SVN-Stand und nichtproduktives</w:t>
+            </w:r>
+            <w:r>
+              <w:t xml:space="preserve"> </w:t>
+            </w:r>
+            <w:r>
+              <w:rPr>
+                <w:rStyle w:val="VerbatimChar"/>
+              </w:rPr>
+              <w:t xml:space="preserve">serverSync</w:t>
+            </w:r>
+          </w:p>
+        </w:tc>
+        <w:tc>
+          <w:tcPr/>
+          <w:p>
+            <w:pPr>
+              <w:pStyle w:val="Compact"/>
+            </w:pPr>
+            <w:r>
+              <w:t xml:space="preserve">Für jede ernsthaft betrachtete Variante nachweisen, dass nach der Übertragung derselbe Verzeichnisbaum mit identischen relativen Pfaden, Dateinamen und Dateiinhalten entsteht; Transportdateien und technische Metadaten dürfen nicht im von M/Text ausgewerteten Bestand verbleiben</w:t>
+            </w:r>
+          </w:p>
+        </w:tc>
+      </w:tr>
+      <w:tr>
+        <w:tc>
+          <w:tcPr/>
+          <w:p>
+            <w:pPr>
+              <w:pStyle w:val="Compact"/>
+            </w:pPr>
+            <w:r>
+              <w:t xml:space="preserve">offen</w:t>
+            </w:r>
+          </w:p>
+        </w:tc>
+        <w:tc>
+          <w:tcPr/>
+          <w:p>
+            <w:pPr>
+              <w:pStyle w:val="Compact"/>
+            </w:pPr>
+            <w:r>
+              <w:t xml:space="preserve">Variante 1: PUT an den Adapter konkretisieren</w:t>
+            </w:r>
+          </w:p>
+        </w:tc>
+        <w:tc>
+          <w:tcPr/>
+          <w:p>
+            <w:pPr>
+              <w:pStyle w:val="Compact"/>
+            </w:pPr>
+            <w:r>
+              <w:t xml:space="preserve">M/Text-Adapter und</w:t>
+            </w:r>
+            <w:r>
+              <w:t xml:space="preserve"> </w:t>
+            </w:r>
+            <w:r>
+              <w:rPr>
+                <w:rStyle w:val="VerbatimChar"/>
+              </w:rPr>
+              <w:t xml:space="preserve">mtext-actions</w:t>
+            </w:r>
+          </w:p>
+        </w:tc>
+        <w:tc>
+          <w:tcPr/>
+          <w:p>
+            <w:pPr>
+              <w:pStyle w:val="Compact"/>
+            </w:pPr>
+            <w:r>
+              <w:t xml:space="preserve">Vertrag für einen PUT auf</w:t>
+            </w:r>
+            <w:r>
+              <w:t xml:space="preserve"> </w:t>
+            </w:r>
+            <w:r>
+              <w:rPr>
+                <w:rStyle w:val="VerbatimChar"/>
+              </w:rPr>
+              <w:t xml:space="preserve">/vMtextAdapter/sync</w:t>
+            </w:r>
+            <w:r>
+              <w:t xml:space="preserve"> </w:t>
+            </w:r>
+            <w:r>
+              <w:t xml:space="preserve">mit</w:t>
+            </w:r>
+            <w:r>
+              <w:t xml:space="preserve"> </w:t>
+            </w:r>
+            <w:r>
+              <w:rPr>
+                <w:rStyle w:val="VerbatimChar"/>
+              </w:rPr>
+              <w:t xml:space="preserve">MAN</w:t>
+            </w:r>
+            <w:r>
+              <w:t xml:space="preserve">,</w:t>
+            </w:r>
+            <w:r>
+              <w:t xml:space="preserve"> </w:t>
+            </w:r>
+            <w:r>
+              <w:rPr>
+                <w:rStyle w:val="VerbatimChar"/>
+              </w:rPr>
+              <w:t xml:space="preserve">INR</w:t>
+            </w:r>
+            <w:r>
+              <w:t xml:space="preserve"> </w:t>
+            </w:r>
+            <w:r>
+              <w:t xml:space="preserve">und Ressourcendaten festlegen; Adapter schreibt zunächst in einen temporären Bereich, veröffentlicht vollständig nach</w:t>
+            </w:r>
+            <w:r>
+              <w:t xml:space="preserve"> </w:t>
+            </w:r>
+            <w:r>
+              <w:rPr>
+                <w:rStyle w:val="VerbatimChar"/>
+              </w:rPr>
+              <w:t xml:space="preserve">serverSync</w:t>
+            </w:r>
+            <w:r>
+              <w:t xml:space="preserve"> </w:t>
+            </w:r>
+            <w:r>
+              <w:t xml:space="preserve">und startet direkt den internen Synchronisationsprozess; Authentifizierung, Größenlimits, Prüfsummen, Wiederholung, Parallelität und Erfolgsstatus festlegen</w:t>
+            </w:r>
+          </w:p>
+        </w:tc>
+      </w:tr>
+      <w:tr>
+        <w:tc>
+          <w:tcPr/>
+          <w:p>
+            <w:pPr>
+              <w:pStyle w:val="Compact"/>
+            </w:pPr>
+            <w:r>
+              <w:t xml:space="preserve">offen</w:t>
+            </w:r>
+          </w:p>
+        </w:tc>
+        <w:tc>
+          <w:tcPr/>
+          <w:p>
+            <w:pPr>
+              <w:pStyle w:val="Compact"/>
+            </w:pPr>
+            <w:r>
+              <w:t xml:space="preserve">Variante 2: Sharezugriff des Runners konkretisieren</w:t>
+            </w:r>
+          </w:p>
+        </w:tc>
+        <w:tc>
+          <w:tcPr/>
+          <w:p>
+            <w:pPr>
+              <w:pStyle w:val="Compact"/>
+            </w:pPr>
+            <w:r>
+              <w:t xml:space="preserve">Runner, NFS-/Sharebetrieb und</w:t>
+            </w:r>
+            <w:r>
+              <w:t xml:space="preserve"> </w:t>
+            </w:r>
+            <w:r>
+              <w:rPr>
+                <w:rStyle w:val="VerbatimChar"/>
+              </w:rPr>
+              <w:t xml:space="preserve">mtext-actions</w:t>
+            </w:r>
+          </w:p>
+        </w:tc>
+        <w:tc>
+          <w:tcPr/>
+          <w:p>
+            <w:pPr>
+              <w:pStyle w:val="Compact"/>
+            </w:pPr>
+            <w:r>
+              <w:t xml:space="preserve">Verfügbarkeit des Shares in der neuen Umgebung, Mountpfad, Rechte, Kapazität, atomare Veröffentlichung, Parallelität und Wiederanlauf prüfen;</w:t>
+            </w:r>
+            <w:r>
+              <w:t xml:space="preserve"> </w:t>
+            </w:r>
             <w:r>
               <w:rPr>
                 <w:rStyle w:val="VerbatimChar"/>
@@ -2488,27 +2757,162 @@
               <w:t xml:space="preserve"> </w:t>
             </w:r>
             <w:r>
-              <w:t xml:space="preserve">in</w:t>
-            </w:r>
-            <w:r>
-              <w:t xml:space="preserve"> </w:t>
-            </w:r>
-            <w:r>
-              <w:rPr>
-                <w:rStyle w:val="VerbatimChar"/>
-              </w:rPr>
-              <w:t xml:space="preserve">mtext-actions/config/deployments.json</w:t>
-            </w:r>
-          </w:p>
-        </w:tc>
-        <w:tc>
-          <w:tcPr/>
-          <w:p>
-            <w:pPr>
-              <w:pStyle w:val="Compact"/>
-            </w:pPr>
-            <w:r>
-              <w:t xml:space="preserve">Vorläufiges Template durch den tatsächlich gemounteten Pfad bestätigen oder ersetzen</w:t>
+              <w:t xml:space="preserve">erst bei Auswahl dieser Variante als Zielkonfiguration bestätigen</w:t>
+            </w:r>
+          </w:p>
+        </w:tc>
+      </w:tr>
+      <w:tr>
+        <w:tc>
+          <w:tcPr/>
+          <w:p>
+            <w:pPr>
+              <w:pStyle w:val="Compact"/>
+            </w:pPr>
+            <w:r>
+              <w:t xml:space="preserve">offen</w:t>
+            </w:r>
+          </w:p>
+        </w:tc>
+        <w:tc>
+          <w:tcPr/>
+          <w:p>
+            <w:pPr>
+              <w:pStyle w:val="Compact"/>
+            </w:pPr>
+            <w:r>
+              <w:t xml:space="preserve">Variante 3: Actions-Artefakt herunterladen</w:t>
+            </w:r>
+          </w:p>
+        </w:tc>
+        <w:tc>
+          <w:tcPr/>
+          <w:p>
+            <w:pPr>
+              <w:pStyle w:val="Compact"/>
+            </w:pPr>
+            <w:r>
+              <w:t xml:space="preserve">Adapter oder M/Text, GitHub Enterprise und</w:t>
+            </w:r>
+            <w:r>
+              <w:t xml:space="preserve"> </w:t>
+            </w:r>
+            <w:r>
+              <w:rPr>
+                <w:rStyle w:val="VerbatimChar"/>
+              </w:rPr>
+              <w:t xml:space="preserve">mtext-actions</w:t>
+            </w:r>
+          </w:p>
+        </w:tc>
+        <w:tc>
+          <w:tcPr/>
+          <w:p>
+            <w:pPr>
+              <w:pStyle w:val="Compact"/>
+            </w:pPr>
+            <w:r>
+              <w:t xml:space="preserve">Den bereits für</w:t>
+            </w:r>
+            <w:r>
+              <w:t xml:space="preserve"> </w:t>
+            </w:r>
+            <w:r>
+              <w:rPr>
+                <w:rStyle w:val="VerbatimChar"/>
+              </w:rPr>
+              <w:t xml:space="preserve">serverSync</w:t>
+            </w:r>
+            <w:r>
+              <w:t xml:space="preserve"> </w:t>
+            </w:r>
+            <w:r>
+              <w:t xml:space="preserve">zusammengestellten Verzeichnisbaum ohne zusätzliches inneres M/Text-Paket als eigenes Sync-Artefakt hochladen; Download über die GitHub-Actions-Artefakt-API ohne Git-Checkout prüfen; Übergabe von Repository, Lauf-/Artefakt-ID und Prüfsumme,</w:t>
+            </w:r>
+            <w:r>
+              <w:t xml:space="preserve"> </w:t>
+            </w:r>
+            <w:r>
+              <w:rPr>
+                <w:rStyle w:val="VerbatimChar"/>
+              </w:rPr>
+              <w:t xml:space="preserve">Actions: read</w:t>
+            </w:r>
+            <w:r>
+              <w:t xml:space="preserve">-Berechtigung, technische Identität, Erreichbarkeit, Aufbewahrungsfrist, temporäres Entpacken, Veröffentlichung nach</w:t>
+            </w:r>
+            <w:r>
+              <w:t xml:space="preserve"> </w:t>
+            </w:r>
+            <w:r>
+              <w:rPr>
+                <w:rStyle w:val="VerbatimChar"/>
+              </w:rPr>
+              <w:t xml:space="preserve">serverSync</w:t>
+            </w:r>
+            <w:r>
+              <w:t xml:space="preserve"> </w:t>
+            </w:r>
+            <w:r>
+              <w:t xml:space="preserve">und Wiederanlauf festlegen; klar von FULL-/DELTA-Releaseartefakten abgrenzen</w:t>
+            </w:r>
+          </w:p>
+        </w:tc>
+      </w:tr>
+      <w:tr>
+        <w:tc>
+          <w:tcPr/>
+          <w:p>
+            <w:pPr>
+              <w:pStyle w:val="Compact"/>
+            </w:pPr>
+            <w:r>
+              <w:t xml:space="preserve">offen</w:t>
+            </w:r>
+          </w:p>
+        </w:tc>
+        <w:tc>
+          <w:tcPr/>
+          <w:p>
+            <w:pPr>
+              <w:pStyle w:val="Compact"/>
+            </w:pPr>
+            <w:r>
+              <w:t xml:space="preserve">Zielvertrag und Verantwortlichkeiten festschreiben</w:t>
+            </w:r>
+          </w:p>
+        </w:tc>
+        <w:tc>
+          <w:tcPr/>
+          <w:p>
+            <w:pPr>
+              <w:pStyle w:val="Compact"/>
+            </w:pPr>
+            <w:r>
+              <w:t xml:space="preserve">Zielbild, Deploymentkonfiguration, Workflows und Betriebsdokumentation</w:t>
+            </w:r>
+          </w:p>
+        </w:tc>
+        <w:tc>
+          <w:tcPr/>
+          <w:p>
+            <w:pPr>
+              <w:pStyle w:val="Compact"/>
+            </w:pPr>
+            <w:r>
+              <w:t xml:space="preserve">Nach der Entscheidung nur die gewählte Variante implementieren und keine vorgezogene generische Transportschicht bauen; festlegen, welches System Übertragung, Prüfung, Schreiben nach</w:t>
+            </w:r>
+            <w:r>
+              <w:t xml:space="preserve"> </w:t>
+            </w:r>
+            <w:r>
+              <w:rPr>
+                <w:rStyle w:val="VerbatimChar"/>
+              </w:rPr>
+              <w:t xml:space="preserve">serverSync</w:t>
+            </w:r>
+            <w:r>
+              <w:t xml:space="preserve">, Start der internen Synchronisation und Fehlerbehandlung verantwortet</w:t>
             </w:r>
           </w:p>
         </w:tc>
@@ -4373,7 +4777,7 @@
       </w:r>
     </w:p>
     <w:bookmarkEnd w:id="18"/>
-    <w:bookmarkStart w:id="19" w:name="X28913f9ea2ac097fdf3056b7fe257ca92e030c6"/>
+    <w:bookmarkStart w:id="20" w:name="X28913f9ea2ac097fdf3056b7fe257ca92e030c6"/>
     <w:p>
       <w:pPr>
         <w:pStyle w:val="Heading2"/>
@@ -4387,13 +4791,312 @@
         <w:pStyle w:val="FirstParagraph"/>
       </w:pPr>
       <w:r>
-        <w:t xml:space="preserve">Bei einer rollierenden Releaselinie sind folgende Änderungen abgestimmt</w:t>
+        <w:t xml:space="preserve">Der verbindliche Bedienablauf für den Linienwechsel und die initiale</w:t>
       </w:r>
       <w:r>
         <w:t xml:space="preserve"> </w:t>
       </w:r>
       <w:r>
-        <w:t xml:space="preserve">auszuführen:</w:t>
+        <w:t xml:space="preserve">Vollsynchronisation steht ausschließlich in der</w:t>
+      </w:r>
+      <w:r>
+        <w:t xml:space="preserve"> </w:t>
+      </w:r>
+      <w:hyperlink r:id="rId19">
+        <w:r>
+          <w:rPr>
+            <w:rStyle w:val="Hyperlink"/>
+          </w:rPr>
+          <w:t xml:space="preserve">Benutzeranleitung</w:t>
+        </w:r>
+      </w:hyperlink>
+      <w:r>
+        <w:t xml:space="preserve">.</w:t>
+      </w:r>
+      <w:r>
+        <w:t xml:space="preserve"> </w:t>
+      </w:r>
+      <w:r>
+        <w:t xml:space="preserve">Hier verbleiben nur die administrativen Prüfpunkte:</w:t>
+      </w:r>
+    </w:p>
+    <w:tbl>
+      <w:tblPr>
+        <w:tblStyle w:val="Table"/>
+        <w:tblW w:type="auto" w:w="0"/>
+        <w:tblLook w:firstRow="1" w:lastRow="0" w:firstColumn="0" w:lastColumn="0" w:noHBand="0" w:noVBand="0" w:val="0020"/>
+      </w:tblPr>
+      <w:tblGrid>
+        <w:gridCol w:w="2640"/>
+        <w:gridCol w:w="2640"/>
+        <w:gridCol w:w="2640"/>
+      </w:tblGrid>
+      <w:tr>
+        <w:trPr>
+          <w:tblHeader w:val="on"/>
+        </w:trPr>
+        <w:tc>
+          <w:tcPr/>
+          <w:p>
+            <w:pPr>
+              <w:pStyle w:val="Compact"/>
+            </w:pPr>
+            <w:r>
+              <w:t xml:space="preserve">Status</w:t>
+            </w:r>
+          </w:p>
+        </w:tc>
+        <w:tc>
+          <w:tcPr/>
+          <w:p>
+            <w:pPr>
+              <w:pStyle w:val="Compact"/>
+            </w:pPr>
+            <w:r>
+              <w:t xml:space="preserve">Tätigkeit</w:t>
+            </w:r>
+          </w:p>
+        </w:tc>
+        <w:tc>
+          <w:tcPr/>
+          <w:p>
+            <w:pPr>
+              <w:pStyle w:val="Compact"/>
+            </w:pPr>
+            <w:r>
+              <w:t xml:space="preserve">Ergebnis</w:t>
+            </w:r>
+          </w:p>
+        </w:tc>
+      </w:tr>
+      <w:tr>
+        <w:tc>
+          <w:tcPr/>
+          <w:p>
+            <w:pPr>
+              <w:pStyle w:val="Compact"/>
+            </w:pPr>
+            <w:r>
+              <w:t xml:space="preserve">offen</w:t>
+            </w:r>
+          </w:p>
+        </w:tc>
+        <w:tc>
+          <w:tcPr/>
+          <w:p>
+            <w:pPr>
+              <w:pStyle w:val="Compact"/>
+            </w:pPr>
+            <w:r>
+              <w:t xml:space="preserve">Ausgangsstand je Mandant bestätigen</w:t>
+            </w:r>
+          </w:p>
+        </w:tc>
+        <w:tc>
+          <w:tcPr/>
+          <w:p>
+            <w:pPr>
+              <w:pStyle w:val="Compact"/>
+            </w:pPr>
+            <w:r>
+              <w:t xml:space="preserve">Letzten tatsächlich ausgelieferten Tag und vollständige Commit-SHA gemäß Benutzeranleitung dokumentieren</w:t>
+            </w:r>
+          </w:p>
+        </w:tc>
+      </w:tr>
+      <w:tr>
+        <w:tc>
+          <w:tcPr/>
+          <w:p>
+            <w:pPr>
+              <w:pStyle w:val="Compact"/>
+            </w:pPr>
+            <w:r>
+              <w:t xml:space="preserve">offen</w:t>
+            </w:r>
+          </w:p>
+        </w:tc>
+        <w:tc>
+          <w:tcPr/>
+          <w:p>
+            <w:pPr>
+              <w:pStyle w:val="Compact"/>
+            </w:pPr>
+            <w:r>
+              <w:t xml:space="preserve">Neue Stufenbranches administrativ einrichten</w:t>
+            </w:r>
+          </w:p>
+        </w:tc>
+        <w:tc>
+          <w:tcPr/>
+          <w:p>
+            <w:pPr>
+              <w:pStyle w:val="Compact"/>
+            </w:pPr>
+            <w:r>
+              <w:t xml:space="preserve">Entwicklung, Abnahme und Bereitstellung basieren auf dem bestätigten Tag-Commit; ausgeschiedene Linie gemäß Aufbewahrungsregel stilllegen</w:t>
+            </w:r>
+          </w:p>
+        </w:tc>
+      </w:tr>
+      <w:tr>
+        <w:tc>
+          <w:tcPr/>
+          <w:p>
+            <w:pPr>
+              <w:pStyle w:val="Compact"/>
+            </w:pPr>
+            <w:r>
+              <w:t xml:space="preserve">offen</w:t>
+            </w:r>
+          </w:p>
+        </w:tc>
+        <w:tc>
+          <w:tcPr/>
+          <w:p>
+            <w:pPr>
+              <w:pStyle w:val="Compact"/>
+            </w:pPr>
+            <w:r>
+              <w:t xml:space="preserve">Zentrale Linienkonfiguration aktualisieren</w:t>
+            </w:r>
+          </w:p>
+        </w:tc>
+        <w:tc>
+          <w:tcPr/>
+          <w:p>
+            <w:pPr>
+              <w:pStyle w:val="Compact"/>
+            </w:pPr>
+            <w:r>
+              <w:t xml:space="preserve">Linienmapping und Adapterziele in</w:t>
+            </w:r>
+            <w:r>
+              <w:t xml:space="preserve"> </w:t>
+            </w:r>
+            <w:r>
+              <w:rPr>
+                <w:rStyle w:val="VerbatimChar"/>
+              </w:rPr>
+              <w:t xml:space="preserve">mtext-actions/config/deployments.json</w:t>
+            </w:r>
+            <w:r>
+              <w:t xml:space="preserve"> </w:t>
+            </w:r>
+            <w:r>
+              <w:t xml:space="preserve">sind geprüft und freigegeben</w:t>
+            </w:r>
+          </w:p>
+        </w:tc>
+      </w:tr>
+      <w:tr>
+        <w:tc>
+          <w:tcPr/>
+          <w:p>
+            <w:pPr>
+              <w:pStyle w:val="Compact"/>
+            </w:pPr>
+            <w:r>
+              <w:t xml:space="preserve">offen</w:t>
+            </w:r>
+          </w:p>
+        </w:tc>
+        <w:tc>
+          <w:tcPr/>
+          <w:p>
+            <w:pPr>
+              <w:pStyle w:val="Compact"/>
+            </w:pPr>
+            <w:r>
+              <w:t xml:space="preserve">Repositoryeinstellungen nachführen</w:t>
+            </w:r>
+          </w:p>
+        </w:tc>
+        <w:tc>
+          <w:tcPr/>
+          <w:p>
+            <w:pPr>
+              <w:pStyle w:val="Compact"/>
+            </w:pPr>
+            <w:r>
+              <w:t xml:space="preserve">Default Branch zeigt auf die neue führende Entwicklungslinie; Workflow- und Konfigurationsstand ist auf allen aktiven Linien korrekt</w:t>
+            </w:r>
+          </w:p>
+        </w:tc>
+      </w:tr>
+      <w:tr>
+        <w:tc>
+          <w:tcPr/>
+          <w:p>
+            <w:pPr>
+              <w:pStyle w:val="Compact"/>
+            </w:pPr>
+            <w:r>
+              <w:t xml:space="preserve">offen</w:t>
+            </w:r>
+          </w:p>
+        </w:tc>
+        <w:tc>
+          <w:tcPr/>
+          <w:p>
+            <w:pPr>
+              <w:pStyle w:val="Compact"/>
+            </w:pPr>
+            <w:r>
+              <w:t xml:space="preserve">Initialisierung je Mandant abnehmen</w:t>
+            </w:r>
+          </w:p>
+        </w:tc>
+        <w:tc>
+          <w:tcPr/>
+          <w:p>
+            <w:pPr>
+              <w:pStyle w:val="Compact"/>
+            </w:pPr>
+            <w:r>
+              <w:t xml:space="preserve">Bedienablauf aus der Benutzeranleitung wurde durchgeführt; Läufe und fachliche Smoke-Tests sind dokumentiert</w:t>
+            </w:r>
+          </w:p>
+        </w:tc>
+      </w:tr>
+    </w:tbl>
+    <w:p>
+      <w:pPr>
+        <w:pStyle w:val="BodyText"/>
+      </w:pPr>
+      <w:r>
+        <w:t xml:space="preserve">Die dünnen Sync-Workflows bleiben beim Linienwechsel unverändert. Unbekannte</w:t>
+      </w:r>
+      <w:r>
+        <w:t xml:space="preserve"> </w:t>
+      </w:r>
+      <w:r>
+        <w:t xml:space="preserve">Linien werden zentral durch</w:t>
+      </w:r>
+      <w:r>
+        <w:t xml:space="preserve"> </w:t>
+      </w:r>
+      <w:r>
+        <w:rPr>
+          <w:rStyle w:val="VerbatimChar"/>
+        </w:rPr>
+        <w:t xml:space="preserve">deployments.json</w:t>
+      </w:r>
+      <w:r>
+        <w:t xml:space="preserve"> </w:t>
+      </w:r>
+      <w:r>
+        <w:t xml:space="preserve">abgewiesen.</w:t>
+      </w:r>
+    </w:p>
+    <w:bookmarkEnd w:id="20"/>
+    <w:bookmarkStart w:id="21" w:name="X7c6b684f0ebb17df03295a4aaf23a8f8671fb9f"/>
+    <w:p>
+      <w:pPr>
+        <w:pStyle w:val="Heading2"/>
+      </w:pPr>
+      <w:r>
+        <w:t xml:space="preserve">9. Spätere Erweiterungen</w:t>
       </w:r>
     </w:p>
     <w:p>
@@ -4405,22 +5108,7 @@
         </w:numPr>
       </w:pPr>
       <w:r>
-        <w:t xml:space="preserve">Linienmapping und Adapterziele in</w:t>
-      </w:r>
-      <w:r>
-        <w:t xml:space="preserve"> </w:t>
-      </w:r>
-      <w:r>
-        <w:rPr>
-          <w:rStyle w:val="VerbatimChar"/>
-        </w:rPr>
-        <w:t xml:space="preserve">mtext-actions/config/deployments.json</w:t>
-      </w:r>
-      <w:r>
-        <w:t xml:space="preserve"> </w:t>
-      </w:r>
-      <w:r>
-        <w:t xml:space="preserve">aktualisieren.</w:t>
+        <w:t xml:space="preserve">E-Mail-Benachrichtigungen zusätzlich zu GitHub-Benachrichtigungen;</w:t>
       </w:r>
     </w:p>
     <w:p>
@@ -4432,55 +5120,7 @@
         </w:numPr>
       </w:pPr>
       <w:r>
-        <w:t xml:space="preserve">Neue</w:t>
-      </w:r>
-      <w:r>
-        <w:t xml:space="preserve"> </w:t>
-      </w:r>
-      <w:r>
-        <w:rPr>
-          <w:rStyle w:val="VerbatimChar"/>
-        </w:rPr>
-        <w:t xml:space="preserve">&lt;Releaselinie&gt;/Entwicklung</w:t>
-      </w:r>
-      <w:r>
-        <w:t xml:space="preserve">,</w:t>
-      </w:r>
-      <w:r>
-        <w:t xml:space="preserve"> </w:t>
-      </w:r>
-      <w:r>
-        <w:rPr>
-          <w:rStyle w:val="VerbatimChar"/>
-        </w:rPr>
-        <w:t xml:space="preserve">/Abnahme</w:t>
-      </w:r>
-      <w:r>
-        <w:t xml:space="preserve"> </w:t>
-      </w:r>
-      <w:r>
-        <w:t xml:space="preserve">und</w:t>
-      </w:r>
-      <w:r>
-        <w:t xml:space="preserve"> </w:t>
-      </w:r>
-      <w:r>
-        <w:rPr>
-          <w:rStyle w:val="VerbatimChar"/>
-        </w:rPr>
-        <w:t xml:space="preserve">/Bereitstellung</w:t>
-      </w:r>
-      <w:r>
-        <w:t xml:space="preserve"> </w:t>
-      </w:r>
-      <w:r>
-        <w:t xml:space="preserve">anlegen</w:t>
-      </w:r>
-      <w:r>
-        <w:t xml:space="preserve"> </w:t>
-      </w:r>
-      <w:r>
-        <w:t xml:space="preserve">und die ausgeschiedene Linie gemäß Aufbewahrungsregel stilllegen.</w:t>
+        <w:t xml:space="preserve">optional mehr historische SVN-Tags und Elementhistorie;</w:t>
       </w:r>
     </w:p>
     <w:p>
@@ -4492,7 +5132,25 @@
         </w:numPr>
       </w:pPr>
       <w:r>
-        <w:t xml:space="preserve">Default Branch auf den Entwicklungsbranch der neuen führenden Linie setzen.</w:t>
+        <w:t xml:space="preserve">bei einer späteren PR-basierten Config-Pflege verbindliche Code-Owner- und</w:t>
+      </w:r>
+      <w:r>
+        <w:t xml:space="preserve"> </w:t>
+      </w:r>
+      <w:r>
+        <w:t xml:space="preserve">Freigaberegel für Änderungen an</w:t>
+      </w:r>
+      <w:r>
+        <w:t xml:space="preserve"> </w:t>
+      </w:r>
+      <w:r>
+        <w:rPr>
+          <w:rStyle w:val="VerbatimChar"/>
+        </w:rPr>
+        <w:t xml:space="preserve">config/mandant.json</w:t>
+      </w:r>
+      <w:r>
+        <w:t xml:space="preserve">;</w:t>
       </w:r>
     </w:p>
     <w:p>
@@ -4504,194 +5162,17 @@
         </w:numPr>
       </w:pPr>
       <w:r>
-        <w:t xml:space="preserve">Workflow- und Konfigurationsänderungen je aktiver Linie nach</w:t>
+        <w:t xml:space="preserve">optionales M/Text- oder Mainframe-Status-Polling als eigener Ausbau, nicht</w:t>
       </w:r>
       <w:r>
         <w:t xml:space="preserve"> </w:t>
       </w:r>
       <w:r>
-        <w:rPr>
-          <w:rStyle w:val="VerbatimChar"/>
-        </w:rPr>
-        <w:t xml:space="preserve">Rnnn/Entwicklung</w:t>
-      </w:r>
-      <w:r>
-        <w:t xml:space="preserve"> </w:t>
-      </w:r>
-      <w:r>
-        <w:t xml:space="preserve">einbringen und anschließend normal nach Abnahme und</w:t>
-      </w:r>
-      <w:r>
-        <w:t xml:space="preserve"> </w:t>
-      </w:r>
-      <w:r>
-        <w:t xml:space="preserve">Bereitstellung übernehmen. Es gibt keine automatisch schreibende</w:t>
-      </w:r>
-      <w:r>
-        <w:t xml:space="preserve"> </w:t>
-      </w:r>
-      <w:r>
-        <w:t xml:space="preserve">branchübergreifende Verwaltungsautomation.</w:t>
+        <w:t xml:space="preserve">als Voraussetzung für die erste Produktivsetzung.</w:t>
       </w:r>
     </w:p>
-    <w:p>
-      <w:pPr>
-        <w:pStyle w:val="Compact"/>
-        <w:numPr>
-          <w:ilvl w:val="0"/>
-          <w:numId w:val="1003"/>
-        </w:numPr>
-      </w:pPr>
-      <w:r>
-        <w:t xml:space="preserve">Mandantenspezifische technische Übergabewerte bei betrieblichen Änderungen</w:t>
-      </w:r>
-      <w:r>
-        <w:t xml:space="preserve"> </w:t>
-      </w:r>
-      <w:r>
-        <w:t xml:space="preserve">ausschließlich in</w:t>
-      </w:r>
-      <w:r>
-        <w:t xml:space="preserve"> </w:t>
-      </w:r>
-      <w:r>
-        <w:rPr>
-          <w:rStyle w:val="VerbatimChar"/>
-        </w:rPr>
-        <w:t xml:space="preserve">config/mandant.json</w:t>
-      </w:r>
-      <w:r>
-        <w:t xml:space="preserve"> </w:t>
-      </w:r>
-      <w:r>
-        <w:t xml:space="preserve">des betroffenen Mandanten anpassen;</w:t>
-      </w:r>
-      <w:r>
-        <w:t xml:space="preserve"> </w:t>
-      </w:r>
-      <w:r>
-        <w:t xml:space="preserve">die zentral abgeleiteten Lieferdateinamen sind dort nicht konfigurierbar.</w:t>
-      </w:r>
-    </w:p>
-    <w:p>
-      <w:pPr>
-        <w:pStyle w:val="FirstParagraph"/>
-      </w:pPr>
-      <w:r>
-        <w:t xml:space="preserve">Die dünnen Sync-Workflows enthalten keine Liste aktiver Releaselinien mehr.</w:t>
-      </w:r>
-      <w:r>
-        <w:t xml:space="preserve"> </w:t>
-      </w:r>
-      <w:r>
-        <w:t xml:space="preserve">Ihre generischen Branchmuster bleiben bei einem Linienwechsel unverändert;</w:t>
-      </w:r>
-      <w:r>
-        <w:t xml:space="preserve"> </w:t>
-      </w:r>
-      <w:r>
-        <w:t xml:space="preserve">unbekannte Linien werden durch</w:t>
-      </w:r>
-      <w:r>
-        <w:t xml:space="preserve"> </w:t>
-      </w:r>
-      <w:r>
-        <w:rPr>
-          <w:rStyle w:val="VerbatimChar"/>
-        </w:rPr>
-        <w:t xml:space="preserve">deployments.json</w:t>
-      </w:r>
-      <w:r>
-        <w:t xml:space="preserve"> </w:t>
-      </w:r>
-      <w:r>
-        <w:t xml:space="preserve">abgewiesen.</w:t>
-      </w:r>
-    </w:p>
-    <w:bookmarkEnd w:id="19"/>
-    <w:bookmarkStart w:id="20" w:name="X7c6b684f0ebb17df03295a4aaf23a8f8671fb9f"/>
-    <w:p>
-      <w:pPr>
-        <w:pStyle w:val="Heading2"/>
-      </w:pPr>
-      <w:r>
-        <w:t xml:space="preserve">9. Spätere Erweiterungen</w:t>
-      </w:r>
-    </w:p>
-    <w:p>
-      <w:pPr>
-        <w:pStyle w:val="Compact"/>
-        <w:numPr>
-          <w:ilvl w:val="0"/>
-          <w:numId w:val="1004"/>
-        </w:numPr>
-      </w:pPr>
-      <w:r>
-        <w:t xml:space="preserve">E-Mail-Benachrichtigungen zusätzlich zu GitHub-Benachrichtigungen;</w:t>
-      </w:r>
-    </w:p>
-    <w:p>
-      <w:pPr>
-        <w:pStyle w:val="Compact"/>
-        <w:numPr>
-          <w:ilvl w:val="0"/>
-          <w:numId w:val="1004"/>
-        </w:numPr>
-      </w:pPr>
-      <w:r>
-        <w:t xml:space="preserve">optional mehr historische SVN-Tags und Elementhistorie;</w:t>
-      </w:r>
-    </w:p>
-    <w:p>
-      <w:pPr>
-        <w:pStyle w:val="Compact"/>
-        <w:numPr>
-          <w:ilvl w:val="0"/>
-          <w:numId w:val="1004"/>
-        </w:numPr>
-      </w:pPr>
-      <w:r>
-        <w:t xml:space="preserve">bei einer späteren PR-basierten Config-Pflege verbindliche Code-Owner- und</w:t>
-      </w:r>
-      <w:r>
-        <w:t xml:space="preserve"> </w:t>
-      </w:r>
-      <w:r>
-        <w:t xml:space="preserve">Freigaberegel für Änderungen an</w:t>
-      </w:r>
-      <w:r>
-        <w:t xml:space="preserve"> </w:t>
-      </w:r>
-      <w:r>
-        <w:rPr>
-          <w:rStyle w:val="VerbatimChar"/>
-        </w:rPr>
-        <w:t xml:space="preserve">config/mandant.json</w:t>
-      </w:r>
-      <w:r>
-        <w:t xml:space="preserve">;</w:t>
-      </w:r>
-    </w:p>
-    <w:p>
-      <w:pPr>
-        <w:pStyle w:val="Compact"/>
-        <w:numPr>
-          <w:ilvl w:val="0"/>
-          <w:numId w:val="1004"/>
-        </w:numPr>
-      </w:pPr>
-      <w:r>
-        <w:t xml:space="preserve">optionales M/Text- oder Mainframe-Status-Polling als eigener Ausbau, nicht</w:t>
-      </w:r>
-      <w:r>
-        <w:t xml:space="preserve"> </w:t>
-      </w:r>
-      <w:r>
-        <w:t xml:space="preserve">als Voraussetzung für die erste Produktivsetzung.</w:t>
-      </w:r>
-    </w:p>
-    <w:bookmarkEnd w:id="20"/>
     <w:bookmarkEnd w:id="21"/>
+    <w:bookmarkEnd w:id="22"/>
     <w:sectPr>
       <w:footnotePr>
         <w:numRestart w:val="eachSect"/>
@@ -5027,36 +5508,6 @@
     <w:abstractNumId w:val="991"/>
   </w:num>
   <w:num w:numId="1003">
-    <w:abstractNumId w:val="99411"/>
-    <w:lvlOverride w:ilvl="0">
-      <w:startOverride w:val="1"/>
-    </w:lvlOverride>
-    <w:lvlOverride w:ilvl="1">
-      <w:startOverride w:val="1"/>
-    </w:lvlOverride>
-    <w:lvlOverride w:ilvl="2">
-      <w:startOverride w:val="1"/>
-    </w:lvlOverride>
-    <w:lvlOverride w:ilvl="3">
-      <w:startOverride w:val="1"/>
-    </w:lvlOverride>
-    <w:lvlOverride w:ilvl="4">
-      <w:startOverride w:val="1"/>
-    </w:lvlOverride>
-    <w:lvlOverride w:ilvl="5">
-      <w:startOverride w:val="1"/>
-    </w:lvlOverride>
-    <w:lvlOverride w:ilvl="6">
-      <w:startOverride w:val="1"/>
-    </w:lvlOverride>
-    <w:lvlOverride w:ilvl="7">
-      <w:startOverride w:val="1"/>
-    </w:lvlOverride>
-    <w:lvlOverride w:ilvl="8">
-      <w:startOverride w:val="1"/>
-    </w:lvlOverride>
-  </w:num>
-  <w:num w:numId="1004">
     <w:abstractNumId w:val="991"/>
   </w:num>
 </w:numbering>
